--- a/video-film-editing/output/05 3.3b Nota Pembelajaran (Kertas Penerangan)/Core Abilities L1-L3 (format JPK)/KP-CA-21 KP3.1 AMALAN BUDAYA KERJA (WORK CULTURE PRACTI (IT-072).docx
+++ b/video-film-editing/output/05 3.3b Nota Pembelajaran (Kertas Penerangan)/Core Abilities L1-L3 (format JPK)/KP-CA-21 KP3.1 AMALAN BUDAYA KERJA (WORK CULTURE PRACTI (IT-072).docx
@@ -2,84 +2,686 @@
 <file path=word/document.xml><?xml version="1.0" encoding="utf-8"?>
 <w:document xmlns:wpc="http://schemas.microsoft.com/office/word/2010/wordprocessingCanvas" xmlns:mo="http://schemas.microsoft.com/office/mac/office/2008/main" xmlns:mc="http://schemas.openxmlformats.org/markup-compatibility/2006" xmlns:mv="urn:schemas-microsoft-com:mac:vml" xmlns:o="urn:schemas-microsoft-com:office:office" xmlns:r="http://schemas.openxmlformats.org/officeDocument/2006/relationships" xmlns:m="http://schemas.openxmlformats.org/officeDocument/2006/math" xmlns:v="urn:schemas-microsoft-com:vml" xmlns:wp14="http://schemas.microsoft.com/office/word/2010/wordprocessingDrawing" xmlns:wp="http://schemas.openxmlformats.org/drawingml/2006/wordprocessingDrawing" xmlns:w10="urn:schemas-microsoft-com:office:word" xmlns:w="http://schemas.openxmlformats.org/wordprocessingml/2006/main" xmlns:w14="http://schemas.microsoft.com/office/word/2010/wordml" xmlns:wpg="http://schemas.microsoft.com/office/word/2010/wordprocessingGroup" xmlns:wpi="http://schemas.microsoft.com/office/word/2010/wordprocessingInk" xmlns:wne="http://schemas.microsoft.com/office/word/2006/wordml" xmlns:wps="http://schemas.microsoft.com/office/word/2010/wordprocessingShape" mc:Ignorable="w14 wp14">
   <w:body>
+    <w:tbl>
+      <w:tblPr>
+        <w:tblW w:type="auto" w:w="0"/>
+        <w:jc w:val="center"/>
+        <w:tblLook w:firstColumn="1" w:firstRow="1" w:lastColumn="0" w:lastRow="0" w:noHBand="0" w:noVBand="1" w:val="04A0"/>
+        <w:tblBorders>
+          <w:top w:val="single" w:sz="4" w:space="0" w:color="000000"/>
+          <w:left w:val="single" w:sz="4" w:space="0" w:color="000000"/>
+          <w:bottom w:val="single" w:sz="4" w:space="0" w:color="000000"/>
+          <w:right w:val="single" w:sz="4" w:space="0" w:color="000000"/>
+          <w:insideH w:val="single" w:sz="4" w:space="0" w:color="000000"/>
+          <w:insideV w:val="single" w:sz="4" w:space="0" w:color="000000"/>
+        </w:tblBorders>
+      </w:tblPr>
+      <w:tblGrid>
+        <w:gridCol w:w="3213"/>
+        <w:gridCol w:w="3213"/>
+        <w:gridCol w:w="3213"/>
+      </w:tblGrid>
+      <w:tr>
+        <w:tc>
+          <w:tcPr>
+            <w:tcW w:type="dxa" w:w="2551"/>
+            <w:vAlign w:val="center"/>
+            <w:tcMar>
+              <w:top w:w="40" w:type="dxa"/>
+              <w:bottom w:w="40" w:type="dxa"/>
+              <w:start w:w="80" w:type="dxa"/>
+              <w:end w:w="80" w:type="dxa"/>
+            </w:tcMar>
+          </w:tcPr>
+          <w:p>
+            <w:pPr>
+              <w:jc w:val="left"/>
+            </w:pPr>
+            <w:r>
+              <w:drawing>
+                <wp:inline xmlns:a="http://schemas.openxmlformats.org/drawingml/2006/main" xmlns:pic="http://schemas.openxmlformats.org/drawingml/2006/picture">
+                  <wp:extent cx="885785" cy="1404000"/>
+                  <wp:docPr id="1" name="Picture 1"/>
+                  <wp:cNvGraphicFramePr>
+                    <a:graphicFrameLocks noChangeAspect="1"/>
+                  </wp:cNvGraphicFramePr>
+                  <a:graphic>
+                    <a:graphicData uri="http://schemas.openxmlformats.org/drawingml/2006/picture">
+                      <pic:pic>
+                        <pic:nvPicPr>
+                          <pic:cNvPr id="0" name="jpk-logo-official.png"/>
+                          <pic:cNvPicPr/>
+                        </pic:nvPicPr>
+                        <pic:blipFill>
+                          <a:blip r:embed="rId13"/>
+                          <a:stretch>
+                            <a:fillRect/>
+                          </a:stretch>
+                        </pic:blipFill>
+                        <pic:spPr>
+                          <a:xfrm>
+                            <a:off x="0" y="0"/>
+                            <a:ext cx="885785" cy="1404000"/>
+                          </a:xfrm>
+                          <a:prstGeom prst="rect"/>
+                        </pic:spPr>
+                      </pic:pic>
+                    </a:graphicData>
+                  </a:graphic>
+                </wp:inline>
+              </w:drawing>
+            </w:r>
+          </w:p>
+        </w:tc>
+        <w:tc>
+          <w:tcPr>
+            <w:tcW w:type="dxa" w:w="2268"/>
+            <w:gridSpan w:val="2"/>
+            <w:tcMar>
+              <w:top w:w="40" w:type="dxa"/>
+              <w:bottom w:w="40" w:type="dxa"/>
+              <w:start w:w="80" w:type="dxa"/>
+              <w:end w:w="80" w:type="dxa"/>
+            </w:tcMar>
+            <w:tcMar>
+              <w:top w:w="40" w:type="dxa"/>
+              <w:bottom w:w="40" w:type="dxa"/>
+              <w:start w:w="80" w:type="dxa"/>
+              <w:end w:w="80" w:type="dxa"/>
+            </w:tcMar>
+          </w:tcPr>
+          <w:p>
+            <w:r/>
+            <w:r>
+              <w:rPr>
+                <w:rFonts w:ascii="Arial" w:hAnsi="Arial"/>
+                <w:b/>
+                <w:sz w:val="22"/>
+              </w:rPr>
+              <w:t>JABATAN PEMBANGUNAN KEMAHIRAN</w:t>
+            </w:r>
+          </w:p>
+          <w:p>
+            <w:r>
+              <w:rPr>
+                <w:rFonts w:ascii="Arial" w:hAnsi="Arial"/>
+                <w:b/>
+                <w:sz w:val="22"/>
+              </w:rPr>
+              <w:t>KEMENTERIAN SUMBER MANUSIA</w:t>
+            </w:r>
+          </w:p>
+          <w:p>
+            <w:r>
+              <w:rPr>
+                <w:rFonts w:ascii="Arial" w:hAnsi="Arial"/>
+                <w:b/>
+                <w:sz w:val="22"/>
+              </w:rPr>
+              <w:t>ARAS 7 &amp; 8 BLOK D4, KOMPLEK D</w:t>
+            </w:r>
+          </w:p>
+          <w:p>
+            <w:r>
+              <w:rPr>
+                <w:rFonts w:ascii="Arial" w:hAnsi="Arial"/>
+                <w:b/>
+                <w:sz w:val="22"/>
+              </w:rPr>
+              <w:t>PUSAT PENTADBIRAN KERAJAAN PERSEKUTUAN</w:t>
+            </w:r>
+          </w:p>
+          <w:p>
+            <w:r>
+              <w:rPr>
+                <w:rFonts w:ascii="Arial" w:hAnsi="Arial"/>
+                <w:b/>
+                <w:sz w:val="22"/>
+              </w:rPr>
+              <w:t>62530 PUTRAJAYA</w:t>
+            </w:r>
+          </w:p>
+          <w:p/>
+          <w:p>
+            <w:r>
+              <w:rPr>
+                <w:rFonts w:ascii="Arial" w:hAnsi="Arial"/>
+                <w:b/>
+                <w:sz w:val="40"/>
+              </w:rPr>
+              <w:t>KERTAS PENERANGAN</w:t>
+            </w:r>
+          </w:p>
+          <w:p>
+            <w:r>
+              <w:rPr>
+                <w:rFonts w:ascii="Arial" w:hAnsi="Arial"/>
+                <w:b/>
+                <w:sz w:val="24"/>
+              </w:rPr>
+              <w:t>(</w:t>
+            </w:r>
+            <w:r>
+              <w:rPr>
+                <w:rFonts w:ascii="Arial" w:hAnsi="Arial"/>
+                <w:b/>
+                <w:i/>
+                <w:sz w:val="24"/>
+              </w:rPr>
+              <w:t>INFORMATION SHEET</w:t>
+            </w:r>
+            <w:r>
+              <w:rPr>
+                <w:rFonts w:ascii="Arial" w:hAnsi="Arial"/>
+                <w:b/>
+                <w:sz w:val="24"/>
+              </w:rPr>
+              <w:t>)</w:t>
+            </w:r>
+          </w:p>
+        </w:tc>
+      </w:tr>
+      <w:tr>
+        <w:tc>
+          <w:tcPr>
+            <w:tcW w:type="dxa" w:w="2551"/>
+            <w:tcMar>
+              <w:top w:w="40" w:type="dxa"/>
+              <w:bottom w:w="40" w:type="dxa"/>
+              <w:start w:w="80" w:type="dxa"/>
+              <w:end w:w="80" w:type="dxa"/>
+            </w:tcMar>
+          </w:tcPr>
+          <w:p>
+            <w:r/>
+            <w:r>
+              <w:rPr>
+                <w:rFonts w:ascii="Arial" w:hAnsi="Arial"/>
+                <w:b/>
+                <w:sz w:val="22"/>
+              </w:rPr>
+              <w:t xml:space="preserve">KOD DAN NAMA PROGRAM / </w:t>
+            </w:r>
+            <w:r>
+              <w:rPr>
+                <w:rFonts w:ascii="Arial" w:hAnsi="Arial"/>
+                <w:b/>
+                <w:i/>
+                <w:sz w:val="22"/>
+              </w:rPr>
+              <w:t>PROGRAM'S CODE AND NAME</w:t>
+            </w:r>
+          </w:p>
+        </w:tc>
+        <w:tc>
+          <w:tcPr>
+            <w:tcW w:type="dxa" w:w="2268"/>
+            <w:gridSpan w:val="2"/>
+            <w:tcMar>
+              <w:top w:w="40" w:type="dxa"/>
+              <w:bottom w:w="40" w:type="dxa"/>
+              <w:start w:w="80" w:type="dxa"/>
+              <w:end w:w="80" w:type="dxa"/>
+            </w:tcMar>
+            <w:tcMar>
+              <w:top w:w="40" w:type="dxa"/>
+              <w:bottom w:w="40" w:type="dxa"/>
+              <w:start w:w="80" w:type="dxa"/>
+              <w:end w:w="80" w:type="dxa"/>
+            </w:tcMar>
+          </w:tcPr>
+          <w:p>
+            <w:r/>
+            <w:r>
+              <w:rPr>
+                <w:rFonts w:ascii="Arial" w:hAnsi="Arial"/>
+                <w:b/>
+                <w:i w:val="0"/>
+                <w:sz w:val="22"/>
+              </w:rPr>
+              <w:t>Z-009-2:2015 CORE ABILITIES (untuk program IT-072-3:2012 VIDEO / FILM (EDITING))</w:t>
+            </w:r>
+          </w:p>
+        </w:tc>
+      </w:tr>
+      <w:tr>
+        <w:tc>
+          <w:tcPr>
+            <w:tcW w:type="dxa" w:w="2551"/>
+            <w:tcMar>
+              <w:top w:w="40" w:type="dxa"/>
+              <w:bottom w:w="40" w:type="dxa"/>
+              <w:start w:w="80" w:type="dxa"/>
+              <w:end w:w="80" w:type="dxa"/>
+            </w:tcMar>
+          </w:tcPr>
+          <w:p>
+            <w:r/>
+            <w:r>
+              <w:rPr>
+                <w:rFonts w:ascii="Arial" w:hAnsi="Arial"/>
+                <w:b/>
+                <w:sz w:val="22"/>
+              </w:rPr>
+              <w:t xml:space="preserve">TAHAP / </w:t>
+            </w:r>
+            <w:r>
+              <w:rPr>
+                <w:rFonts w:ascii="Arial" w:hAnsi="Arial"/>
+                <w:b/>
+                <w:i/>
+                <w:sz w:val="22"/>
+              </w:rPr>
+              <w:t>LEVEL</w:t>
+            </w:r>
+          </w:p>
+        </w:tc>
+        <w:tc>
+          <w:tcPr>
+            <w:tcW w:type="dxa" w:w="2268"/>
+            <w:gridSpan w:val="2"/>
+            <w:tcMar>
+              <w:top w:w="40" w:type="dxa"/>
+              <w:bottom w:w="40" w:type="dxa"/>
+              <w:start w:w="80" w:type="dxa"/>
+              <w:end w:w="80" w:type="dxa"/>
+            </w:tcMar>
+            <w:tcMar>
+              <w:top w:w="40" w:type="dxa"/>
+              <w:bottom w:w="40" w:type="dxa"/>
+              <w:start w:w="80" w:type="dxa"/>
+              <w:end w:w="80" w:type="dxa"/>
+            </w:tcMar>
+          </w:tcPr>
+          <w:p>
+            <w:r/>
+            <w:r>
+              <w:rPr>
+                <w:rFonts w:ascii="Arial" w:hAnsi="Arial"/>
+                <w:b/>
+                <w:i w:val="0"/>
+                <w:sz w:val="22"/>
+              </w:rPr>
+              <w:t>2 (DUA)</w:t>
+            </w:r>
+          </w:p>
+        </w:tc>
+      </w:tr>
+      <w:tr>
+        <w:tc>
+          <w:tcPr>
+            <w:tcW w:type="dxa" w:w="2551"/>
+            <w:tcMar>
+              <w:top w:w="40" w:type="dxa"/>
+              <w:bottom w:w="40" w:type="dxa"/>
+              <w:start w:w="80" w:type="dxa"/>
+              <w:end w:w="80" w:type="dxa"/>
+            </w:tcMar>
+          </w:tcPr>
+          <w:p>
+            <w:r/>
+            <w:r>
+              <w:rPr>
+                <w:rFonts w:ascii="Arial" w:hAnsi="Arial"/>
+                <w:b/>
+                <w:sz w:val="22"/>
+              </w:rPr>
+              <w:t xml:space="preserve">NO. DAN TAJUK KEBOLEHAN TERAS / </w:t>
+            </w:r>
+            <w:r>
+              <w:rPr>
+                <w:rFonts w:ascii="Arial" w:hAnsi="Arial"/>
+                <w:b/>
+                <w:i/>
+                <w:sz w:val="22"/>
+              </w:rPr>
+              <w:t>CORE ABILITY NO. AND TITLE</w:t>
+            </w:r>
+          </w:p>
+        </w:tc>
+        <w:tc>
+          <w:tcPr>
+            <w:tcW w:type="dxa" w:w="2268"/>
+            <w:gridSpan w:val="2"/>
+            <w:tcMar>
+              <w:top w:w="40" w:type="dxa"/>
+              <w:bottom w:w="40" w:type="dxa"/>
+              <w:start w:w="80" w:type="dxa"/>
+              <w:end w:w="80" w:type="dxa"/>
+            </w:tcMar>
+            <w:tcMar>
+              <w:top w:w="40" w:type="dxa"/>
+              <w:bottom w:w="40" w:type="dxa"/>
+              <w:start w:w="80" w:type="dxa"/>
+              <w:end w:w="80" w:type="dxa"/>
+            </w:tcMar>
+          </w:tcPr>
+          <w:p>
+            <w:r/>
+            <w:r>
+              <w:rPr>
+                <w:rFonts w:ascii="Arial" w:hAnsi="Arial"/>
+                <w:b/>
+                <w:i w:val="0"/>
+                <w:sz w:val="22"/>
+              </w:rPr>
+              <w:t>CA03 TINGKAH LAKU BUDAYA TEMPAT KERJA (WORK PLACE CULTURE BEHAVIOR)</w:t>
+            </w:r>
+          </w:p>
+        </w:tc>
+      </w:tr>
+      <w:tr>
+        <w:tc>
+          <w:tcPr>
+            <w:tcW w:type="dxa" w:w="2551"/>
+            <w:tcMar>
+              <w:top w:w="40" w:type="dxa"/>
+              <w:bottom w:w="40" w:type="dxa"/>
+              <w:start w:w="80" w:type="dxa"/>
+              <w:end w:w="80" w:type="dxa"/>
+            </w:tcMar>
+          </w:tcPr>
+          <w:p>
+            <w:r/>
+            <w:r>
+              <w:rPr>
+                <w:rFonts w:ascii="Arial" w:hAnsi="Arial"/>
+                <w:b/>
+                <w:sz w:val="22"/>
+              </w:rPr>
+              <w:t xml:space="preserve">NO. DAN PENYATAAN KEBOLEHAN / </w:t>
+            </w:r>
+            <w:r>
+              <w:rPr>
+                <w:rFonts w:ascii="Arial" w:hAnsi="Arial"/>
+                <w:b/>
+                <w:i/>
+                <w:sz w:val="22"/>
+              </w:rPr>
+              <w:t>ABILITY NO. AND STATEMENT</w:t>
+            </w:r>
+          </w:p>
+        </w:tc>
+        <w:tc>
+          <w:tcPr>
+            <w:tcW w:type="dxa" w:w="2268"/>
+            <w:gridSpan w:val="2"/>
+            <w:tcMar>
+              <w:top w:w="40" w:type="dxa"/>
+              <w:bottom w:w="40" w:type="dxa"/>
+              <w:start w:w="80" w:type="dxa"/>
+              <w:end w:w="80" w:type="dxa"/>
+            </w:tcMar>
+            <w:tcMar>
+              <w:top w:w="40" w:type="dxa"/>
+              <w:bottom w:w="40" w:type="dxa"/>
+              <w:start w:w="80" w:type="dxa"/>
+              <w:end w:w="80" w:type="dxa"/>
+            </w:tcMar>
+          </w:tcPr>
+          <w:p>
+            <w:r/>
+            <w:r>
+              <w:rPr>
+                <w:rFonts w:ascii="Arial" w:hAnsi="Arial"/>
+                <w:b/>
+                <w:i w:val="0"/>
+                <w:sz w:val="22"/>
+              </w:rPr>
+              <w:t>03.01 MENGAMALKAN BUDAYA KERJA (PRACTICED WORK CULTURE)</w:t>
+            </w:r>
+          </w:p>
+        </w:tc>
+      </w:tr>
+      <w:tr>
+        <w:tc>
+          <w:tcPr>
+            <w:tcW w:type="dxa" w:w="2551"/>
+            <w:tcMar>
+              <w:top w:w="40" w:type="dxa"/>
+              <w:bottom w:w="40" w:type="dxa"/>
+              <w:start w:w="80" w:type="dxa"/>
+              <w:end w:w="80" w:type="dxa"/>
+            </w:tcMar>
+          </w:tcPr>
+          <w:p>
+            <w:r/>
+            <w:r>
+              <w:rPr>
+                <w:rFonts w:ascii="Arial" w:hAnsi="Arial"/>
+                <w:b/>
+                <w:sz w:val="22"/>
+              </w:rPr>
+              <w:t xml:space="preserve">NO. KOD / </w:t>
+            </w:r>
+            <w:r>
+              <w:rPr>
+                <w:rFonts w:ascii="Arial" w:hAnsi="Arial"/>
+                <w:b/>
+                <w:i/>
+                <w:sz w:val="22"/>
+              </w:rPr>
+              <w:t>CODE NO.</w:t>
+            </w:r>
+          </w:p>
+        </w:tc>
+        <w:tc>
+          <w:tcPr>
+            <w:tcW w:type="dxa" w:w="4819"/>
+            <w:tcMar>
+              <w:top w:w="40" w:type="dxa"/>
+              <w:bottom w:w="40" w:type="dxa"/>
+              <w:start w:w="80" w:type="dxa"/>
+              <w:end w:w="80" w:type="dxa"/>
+            </w:tcMar>
+          </w:tcPr>
+          <w:p>
+            <w:r/>
+            <w:r>
+              <w:rPr>
+                <w:rFonts w:ascii="Arial" w:hAnsi="Arial"/>
+                <w:b/>
+                <w:i w:val="0"/>
+                <w:sz w:val="22"/>
+              </w:rPr>
+              <w:t>Z-009-2:2015-M03/P(1/3)</w:t>
+            </w:r>
+          </w:p>
+        </w:tc>
+        <w:tc>
+          <w:tcPr>
+            <w:tcW w:type="dxa" w:w="2268"/>
+            <w:tcMar>
+              <w:top w:w="40" w:type="dxa"/>
+              <w:bottom w:w="40" w:type="dxa"/>
+              <w:start w:w="80" w:type="dxa"/>
+              <w:end w:w="80" w:type="dxa"/>
+            </w:tcMar>
+          </w:tcPr>
+          <w:p>
+            <w:r/>
+            <w:r>
+              <w:rPr>
+                <w:rFonts w:ascii="Arial" w:hAnsi="Arial"/>
+                <w:b/>
+                <w:sz w:val="22"/>
+              </w:rPr>
+              <w:t xml:space="preserve">Mukasurat / </w:t>
+            </w:r>
+            <w:r>
+              <w:rPr>
+                <w:rFonts w:ascii="Arial" w:hAnsi="Arial"/>
+                <w:b/>
+                <w:i/>
+                <w:sz w:val="22"/>
+              </w:rPr>
+              <w:t>Page</w:t>
+            </w:r>
+            <w:r>
+              <w:rPr>
+                <w:rFonts w:ascii="Arial" w:hAnsi="Arial"/>
+                <w:b/>
+                <w:sz w:val="22"/>
+              </w:rPr>
+              <w:t xml:space="preserve"> : </w:t>
+            </w:r>
+            <w:r>
+              <w:rPr>
+                <w:rFonts w:ascii="Arial" w:hAnsi="Arial"/>
+                <w:b/>
+                <w:sz w:val="22"/>
+              </w:rPr>
+              <w:fldChar w:fldCharType="begin"/>
+              <w:instrText xml:space="preserve">PAGE</w:instrText>
+              <w:fldChar w:fldCharType="separate"/>
+              <w:t>1</w:t>
+              <w:fldChar w:fldCharType="end"/>
+            </w:r>
+          </w:p>
+          <w:p>
+            <w:r>
+              <w:rPr>
+                <w:rFonts w:ascii="Arial" w:hAnsi="Arial"/>
+                <w:b/>
+                <w:sz w:val="22"/>
+              </w:rPr>
+              <w:t xml:space="preserve">Drpd / </w:t>
+            </w:r>
+            <w:r>
+              <w:rPr>
+                <w:rFonts w:ascii="Arial" w:hAnsi="Arial"/>
+                <w:b/>
+                <w:i/>
+                <w:sz w:val="22"/>
+              </w:rPr>
+              <w:t>of</w:t>
+            </w:r>
+            <w:r>
+              <w:rPr>
+                <w:rFonts w:ascii="Arial" w:hAnsi="Arial"/>
+                <w:b/>
+                <w:sz w:val="22"/>
+              </w:rPr>
+              <w:t xml:space="preserve"> : </w:t>
+            </w:r>
+            <w:r>
+              <w:rPr>
+                <w:rFonts w:ascii="Arial" w:hAnsi="Arial"/>
+                <w:b/>
+                <w:sz w:val="22"/>
+              </w:rPr>
+              <w:fldChar w:fldCharType="begin"/>
+              <w:instrText xml:space="preserve">NUMPAGES</w:instrText>
+              <w:fldChar w:fldCharType="separate"/>
+              <w:t>1</w:t>
+              <w:fldChar w:fldCharType="end"/>
+            </w:r>
+          </w:p>
+        </w:tc>
+      </w:tr>
+    </w:tbl>
+    <w:p/>
     <w:p>
+      <w:pPr>
+        <w:spacing w:line="276" w:lineRule="auto" w:after="120"/>
+        <w:jc w:val="left"/>
+      </w:pPr>
       <w:r>
         <w:rPr>
-          <w:rFonts w:ascii="Arial" w:hAnsi="Arial"/>
+          <w:rFonts w:ascii="Arial" w:hAnsi="Arial" w:cs="Arial"/>
           <w:b/>
-          <w:sz w:val="24"/>
+          <w:color w:val="000000"/>
+          <w:sz w:val="22"/>
         </w:rPr>
         <w:t>TAJUK</w:t>
       </w:r>
       <w:r>
         <w:rPr>
-          <w:rFonts w:ascii="Arial" w:hAnsi="Arial"/>
+          <w:rFonts w:ascii="Arial" w:hAnsi="Arial" w:cs="Arial"/>
           <w:b/>
-          <w:sz w:val="24"/>
+          <w:color w:val="000000"/>
+          <w:sz w:val="22"/>
         </w:rPr>
         <w:t>/</w:t>
       </w:r>
       <w:r>
         <w:rPr>
-          <w:rFonts w:ascii="Arial" w:hAnsi="Arial"/>
+          <w:rFonts w:ascii="Arial" w:hAnsi="Arial" w:cs="Arial"/>
           <w:b/>
           <w:i/>
-          <w:sz w:val="24"/>
+          <w:color w:val="000000"/>
+          <w:sz w:val="22"/>
         </w:rPr>
         <w:t>TITLE</w:t>
       </w:r>
       <w:r>
         <w:rPr>
-          <w:rFonts w:ascii="Arial" w:hAnsi="Arial"/>
+          <w:rFonts w:ascii="Arial" w:hAnsi="Arial" w:cs="Arial"/>
           <w:b/>
-          <w:sz w:val="24"/>
+          <w:color w:val="000000"/>
+          <w:sz w:val="22"/>
         </w:rPr>
         <w:t>:</w:t>
       </w:r>
       <w:r>
+        <w:rPr>
+          <w:rFonts w:ascii="Arial" w:hAnsi="Arial" w:cs="Arial"/>
+          <w:color w:val="000000"/>
+          <w:sz w:val="22"/>
+        </w:rPr>
         <w:t xml:space="preserve">  </w:t>
       </w:r>
       <w:r>
         <w:rPr>
-          <w:rFonts w:ascii="Arial" w:hAnsi="Arial"/>
+          <w:rFonts w:ascii="Arial" w:hAnsi="Arial" w:cs="Arial"/>
           <w:b/>
-          <w:sz w:val="24"/>
+          <w:i w:val="0"/>
+          <w:color w:val="000000"/>
+          <w:sz w:val="22"/>
         </w:rPr>
         <w:t>AMALAN BUDAYA KERJA (WORK CULTURE PRACTICES)</w:t>
       </w:r>
     </w:p>
     <w:p/>
     <w:p>
+      <w:pPr>
+        <w:spacing w:line="276" w:lineRule="auto" w:after="120"/>
+        <w:jc w:val="left"/>
+      </w:pPr>
       <w:r>
         <w:rPr>
-          <w:rFonts w:ascii="Arial" w:hAnsi="Arial"/>
+          <w:rFonts w:ascii="Arial" w:hAnsi="Arial" w:cs="Arial"/>
           <w:b/>
-          <w:sz w:val="24"/>
+          <w:color w:val="000000"/>
+          <w:sz w:val="22"/>
         </w:rPr>
         <w:t>TUJUAN</w:t>
       </w:r>
       <w:r>
         <w:rPr>
-          <w:rFonts w:ascii="Arial" w:hAnsi="Arial"/>
+          <w:rFonts w:ascii="Arial" w:hAnsi="Arial" w:cs="Arial"/>
           <w:b/>
-          <w:sz w:val="24"/>
+          <w:color w:val="000000"/>
+          <w:sz w:val="22"/>
         </w:rPr>
         <w:t>/</w:t>
       </w:r>
       <w:r>
         <w:rPr>
-          <w:rFonts w:ascii="Arial" w:hAnsi="Arial"/>
+          <w:rFonts w:ascii="Arial" w:hAnsi="Arial" w:cs="Arial"/>
           <w:b/>
           <w:i/>
-          <w:sz w:val="24"/>
+          <w:color w:val="000000"/>
+          <w:sz w:val="22"/>
         </w:rPr>
         <w:t>PURPOSE</w:t>
       </w:r>
       <w:r>
         <w:rPr>
-          <w:rFonts w:ascii="Arial" w:hAnsi="Arial"/>
+          <w:rFonts w:ascii="Arial" w:hAnsi="Arial" w:cs="Arial"/>
           <w:b/>
-          <w:sz w:val="24"/>
+          <w:color w:val="000000"/>
+          <w:sz w:val="22"/>
         </w:rPr>
         <w:t>:</w:t>
       </w:r>
@@ -87,49 +689,59 @@
     <w:p/>
     <w:p>
       <w:pPr>
-        <w:spacing w:after="160"/>
+        <w:spacing w:after="120" w:line="276" w:lineRule="auto"/>
+        <w:jc w:val="left"/>
       </w:pPr>
       <w:r>
         <w:rPr>
-          <w:rFonts w:ascii="Arial" w:hAnsi="Arial"/>
+          <w:rFonts w:ascii="Arial" w:hAnsi="Arial" w:cs="Arial"/>
           <w:b w:val="0"/>
           <w:i w:val="0"/>
+          <w:color w:val="000000"/>
           <w:sz w:val="22"/>
         </w:rPr>
         <w:t>Kertas Penerangan ini bertujuan menerangkan kebolehan memahami perbezaan budaya, etnik dan sensitiviti jantina antara ahli pasukan. Individu yang kompeten dalam CA ini mesti mampu mengaplikasikan pertimbangan sensitiviti terhadap perbezaan etika dalam interaksi kerja.</w:t>
       </w:r>
     </w:p>
     <w:p>
+      <w:pPr>
+        <w:spacing w:line="276" w:lineRule="auto" w:after="120"/>
+        <w:jc w:val="left"/>
+      </w:pPr>
       <w:r>
         <w:rPr>
-          <w:rFonts w:ascii="Arial" w:hAnsi="Arial"/>
+          <w:rFonts w:ascii="Arial" w:hAnsi="Arial" w:cs="Arial"/>
           <w:b/>
-          <w:sz w:val="24"/>
+          <w:color w:val="000000"/>
+          <w:sz w:val="22"/>
         </w:rPr>
         <w:t>PENERANGAN</w:t>
       </w:r>
       <w:r>
         <w:rPr>
-          <w:rFonts w:ascii="Arial" w:hAnsi="Arial"/>
+          <w:rFonts w:ascii="Arial" w:hAnsi="Arial" w:cs="Arial"/>
           <w:b/>
-          <w:sz w:val="24"/>
+          <w:color w:val="000000"/>
+          <w:sz w:val="22"/>
         </w:rPr>
         <w:t>/</w:t>
       </w:r>
       <w:r>
         <w:rPr>
-          <w:rFonts w:ascii="Arial" w:hAnsi="Arial"/>
+          <w:rFonts w:ascii="Arial" w:hAnsi="Arial" w:cs="Arial"/>
           <w:b/>
           <w:i/>
-          <w:sz w:val="24"/>
+          <w:color w:val="000000"/>
+          <w:sz w:val="22"/>
         </w:rPr>
         <w:t>INFORMATION</w:t>
       </w:r>
       <w:r>
         <w:rPr>
-          <w:rFonts w:ascii="Arial" w:hAnsi="Arial"/>
+          <w:rFonts w:ascii="Arial" w:hAnsi="Arial" w:cs="Arial"/>
           <w:b/>
-          <w:sz w:val="24"/>
+          <w:color w:val="000000"/>
+          <w:sz w:val="22"/>
         </w:rPr>
         <w:t>:</w:t>
       </w:r>
@@ -137,13 +749,15 @@
     <w:p/>
     <w:p>
       <w:pPr>
-        <w:spacing w:after="160"/>
+        <w:spacing w:after="120" w:line="276" w:lineRule="auto"/>
+        <w:jc w:val="left"/>
       </w:pPr>
       <w:r>
         <w:rPr>
-          <w:rFonts w:ascii="Arial" w:hAnsi="Arial"/>
+          <w:rFonts w:ascii="Arial" w:hAnsi="Arial" w:cs="Arial"/>
           <w:b w:val="0"/>
           <w:i w:val="0"/>
+          <w:color w:val="000000"/>
           <w:sz w:val="22"/>
         </w:rPr>
         <w:t>Kebanyakan tempat kerja hari ini mengambil pekerja daripada pelbagai latar belakang budaya. Sesetengah pekerja mungkin mempunyai keperluan budaya tertentu seperti pemakaian, amalan agama, adat, nilai sosial, tanggungjawab keluarga dan tingkah laku bukan lisan yang perlu diambil kira. Dalam sebuah studio penyuntingan video, krew biasanya terdiri daripada Editor, Director, Producer, jurugambar, penulis skrip dan klien daripada latar belakang kaum dan agama yang berbeza — sensitiviti budaya ini penting supaya kerja kreatif berjalan lancar tanpa salah faham.</w:t>
@@ -151,27 +765,31 @@
     </w:p>
     <w:p>
       <w:pPr>
-        <w:spacing w:before="200"/>
+        <w:spacing w:before="120" w:after="120" w:line="276" w:lineRule="auto"/>
+        <w:jc w:val="left"/>
       </w:pPr>
       <w:r>
         <w:rPr>
-          <w:rFonts w:ascii="Arial" w:hAnsi="Arial"/>
+          <w:rFonts w:ascii="Arial" w:hAnsi="Arial" w:cs="Arial"/>
           <w:b/>
           <w:i w:val="0"/>
-          <w:sz w:val="24"/>
+          <w:color w:val="000000"/>
+          <w:sz w:val="22"/>
         </w:rPr>
         <w:t>1. Adat dan budaya (Custom and Culture)</w:t>
       </w:r>
     </w:p>
     <w:p>
       <w:pPr>
-        <w:spacing w:after="160"/>
+        <w:spacing w:after="120" w:line="276" w:lineRule="auto"/>
+        <w:jc w:val="left"/>
       </w:pPr>
       <w:r>
         <w:rPr>
-          <w:rFonts w:ascii="Arial" w:hAnsi="Arial"/>
+          <w:rFonts w:ascii="Arial" w:hAnsi="Arial" w:cs="Arial"/>
           <w:b w:val="0"/>
           <w:i w:val="0"/>
+          <w:color w:val="000000"/>
           <w:sz w:val="22"/>
         </w:rPr>
         <w:t>Adat ialah sesuatu yang dilakukan oleh ramai orang dan telah lama diamalkan, biasanya oleh orang daripada negara, budaya, zaman atau agama yang sama. Budaya membawa maksud yang hampir sama dengan adat — adat lebih menekankan amalan, manakala budaya lebih kepada idea atau sekumpulan adat. Secara keseluruhan, budaya bermaksud cara hidup sesuatu kumpulan manusia. Penting untuk membentuk budaya positif sejak awal kerana sukar mengubah tingkah laku dan sikap yang telah menjadi norma.</w:t>
@@ -179,22 +797,25 @@
     </w:p>
     <w:p>
       <w:pPr>
-        <w:spacing w:after="160"/>
+        <w:spacing w:after="120" w:line="276" w:lineRule="auto"/>
+        <w:jc w:val="left"/>
       </w:pPr>
       <w:r>
         <w:rPr>
-          <w:rFonts w:ascii="Arial" w:hAnsi="Arial"/>
+          <w:rFonts w:ascii="Arial" w:hAnsi="Arial" w:cs="Arial"/>
           <w:b w:val="0"/>
           <w:i/>
+          <w:color w:val="000000"/>
           <w:sz w:val="22"/>
         </w:rPr>
         <w:t>Contoh studio:</w:t>
       </w:r>
       <w:r>
         <w:rPr>
-          <w:rFonts w:ascii="Arial" w:hAnsi="Arial"/>
+          <w:rFonts w:ascii="Arial" w:hAnsi="Arial" w:cs="Arial"/>
           <w:b w:val="0"/>
           <w:i w:val="0"/>
+          <w:color w:val="000000"/>
           <w:sz w:val="22"/>
         </w:rPr>
         <w:t xml:space="preserve"> dalam suite editing yang mempunyai krew berbilang kaum (Cina, Melayu, India, ekspatriat), adat seperti waktu solat, hari perayaan (Hari Raya, Tahun Baru Cina, Deepavali) dan pantang larang makanan semasa sesi editing lewat malam perlu dihormati dalam jadual kerja pengeluaran.</w:t>
@@ -202,22 +823,25 @@
     </w:p>
     <w:p>
       <w:pPr>
-        <w:spacing w:after="160"/>
+        <w:spacing w:after="120" w:line="276" w:lineRule="auto"/>
+        <w:jc w:val="left"/>
       </w:pPr>
       <w:r>
         <w:rPr>
-          <w:rFonts w:ascii="Arial" w:hAnsi="Arial"/>
+          <w:rFonts w:ascii="Arial" w:hAnsi="Arial" w:cs="Arial"/>
           <w:b/>
           <w:i w:val="0"/>
+          <w:color w:val="000000"/>
           <w:sz w:val="22"/>
         </w:rPr>
         <w:t>Rajah 1.1 — 1.2 (dikekalkan rujukan):</w:t>
       </w:r>
       <w:r>
         <w:rPr>
-          <w:rFonts w:ascii="Arial" w:hAnsi="Arial"/>
+          <w:rFonts w:ascii="Arial" w:hAnsi="Arial" w:cs="Arial"/>
           <w:b w:val="0"/>
           <w:i w:val="0"/>
+          <w:color w:val="000000"/>
           <w:sz w:val="22"/>
         </w:rPr>
         <w:t xml:space="preserve"> Contoh adat dan budaya, serta pakaian dan gaya tubuh badan pelbagai budaya.</w:t>
@@ -225,13 +849,15 @@
     </w:p>
     <w:p>
       <w:pPr>
-        <w:spacing w:after="160"/>
+        <w:spacing w:after="120" w:line="276" w:lineRule="auto"/>
+        <w:jc w:val="left"/>
       </w:pPr>
       <w:r>
         <w:rPr>
-          <w:rFonts w:ascii="Arial" w:hAnsi="Arial"/>
+          <w:rFonts w:ascii="Arial" w:hAnsi="Arial" w:cs="Arial"/>
           <w:b w:val="0"/>
           <w:i w:val="0"/>
+          <w:color w:val="000000"/>
           <w:sz w:val="22"/>
         </w:rPr>
         <w:t>#### Budaya tempat kerja (Workplace culture)</w:t>
@@ -239,13 +865,15 @@
     </w:p>
     <w:p>
       <w:pPr>
-        <w:spacing w:after="160"/>
+        <w:spacing w:after="120" w:line="276" w:lineRule="auto"/>
+        <w:jc w:val="left"/>
       </w:pPr>
       <w:r>
         <w:rPr>
-          <w:rFonts w:ascii="Arial" w:hAnsi="Arial"/>
+          <w:rFonts w:ascii="Arial" w:hAnsi="Arial" w:cs="Arial"/>
           <w:b w:val="0"/>
           <w:i w:val="0"/>
+          <w:color w:val="000000"/>
           <w:sz w:val="22"/>
         </w:rPr>
         <w:t>1.1 Setiap tempat kerja mempunyai budayanya sendiri. Budaya tempat kerja berkembang dari semasa ke semasa, walaupun majikan boleh mengambil langkah untuk mengubahnya jika perlu.</w:t>
@@ -253,13 +881,15 @@
     </w:p>
     <w:p>
       <w:pPr>
-        <w:spacing w:after="160"/>
+        <w:spacing w:after="120" w:line="276" w:lineRule="auto"/>
+        <w:jc w:val="left"/>
       </w:pPr>
       <w:r>
         <w:rPr>
-          <w:rFonts w:ascii="Arial" w:hAnsi="Arial"/>
+          <w:rFonts w:ascii="Arial" w:hAnsi="Arial" w:cs="Arial"/>
           <w:b w:val="0"/>
           <w:i w:val="0"/>
+          <w:color w:val="000000"/>
           <w:sz w:val="22"/>
         </w:rPr>
         <w:t>1.2 Budaya tempat kerja dibentuk oleh majikan melalui dasar dan prosedur yang ditetapkan serta jenis pekerja yang diambil bekerja. Perkara seperti kod pakaian, jawatan, dasar tingkah laku malah jantina atau etnik tenaga kerja turut membentuk budaya tersebut.</w:t>
@@ -267,13 +897,15 @@
     </w:p>
     <w:p>
       <w:pPr>
-        <w:spacing w:after="160"/>
+        <w:spacing w:after="120" w:line="276" w:lineRule="auto"/>
+        <w:jc w:val="left"/>
       </w:pPr>
       <w:r>
         <w:rPr>
-          <w:rFonts w:ascii="Arial" w:hAnsi="Arial"/>
+          <w:rFonts w:ascii="Arial" w:hAnsi="Arial" w:cs="Arial"/>
           <w:b w:val="0"/>
           <w:i w:val="0"/>
+          <w:color w:val="000000"/>
           <w:sz w:val="22"/>
         </w:rPr>
         <w:t>1.3 Budaya syarikat mencerminkan kepercayaan, nilai dan tingkah laku semua ahli tenaga kerja, dan mempunyai kesan besar terhadap kejayaan perniagaan.</w:t>
@@ -281,13 +913,15 @@
     </w:p>
     <w:p>
       <w:pPr>
-        <w:spacing w:after="160"/>
+        <w:spacing w:after="120" w:line="276" w:lineRule="auto"/>
+        <w:jc w:val="left"/>
       </w:pPr>
       <w:r>
         <w:rPr>
-          <w:rFonts w:ascii="Arial" w:hAnsi="Arial"/>
+          <w:rFonts w:ascii="Arial" w:hAnsi="Arial" w:cs="Arial"/>
           <w:b w:val="0"/>
           <w:i w:val="0"/>
+          <w:color w:val="000000"/>
           <w:sz w:val="22"/>
         </w:rPr>
         <w:t>1.4 Budaya tempat kerja boleh mempengaruhi produktiviti secara signifikan. Contohnya, jika budaya menggalakkan pekerja saling membantu, ia memupuk semangat kerja berpasukan. Sebaliknya, jika budaya menggalakkan pekerja bersendirian, pekerja baharu sukar menyesuaikan diri.</w:t>
@@ -295,76 +929,85 @@
     </w:p>
     <w:p>
       <w:pPr>
-        <w:spacing w:after="160"/>
+        <w:spacing w:after="120" w:line="276" w:lineRule="auto"/>
+        <w:jc w:val="left"/>
       </w:pPr>
       <w:r>
         <w:rPr>
-          <w:rFonts w:ascii="Arial" w:hAnsi="Arial"/>
+          <w:rFonts w:ascii="Arial" w:hAnsi="Arial" w:cs="Arial"/>
           <w:b w:val="0"/>
           <w:i/>
+          <w:color w:val="000000"/>
           <w:sz w:val="22"/>
         </w:rPr>
         <w:t>Contoh studio:</w:t>
       </w:r>
       <w:r>
         <w:rPr>
-          <w:rFonts w:ascii="Arial" w:hAnsi="Arial"/>
+          <w:rFonts w:ascii="Arial" w:hAnsi="Arial" w:cs="Arial"/>
           <w:b w:val="0"/>
           <w:i w:val="0"/>
+          <w:color w:val="000000"/>
           <w:sz w:val="22"/>
         </w:rPr>
         <w:t xml:space="preserve"> di rumah post-production, jika budaya berkongsi </w:t>
       </w:r>
       <w:r>
         <w:rPr>
-          <w:rFonts w:ascii="Arial" w:hAnsi="Arial"/>
+          <w:rFonts w:ascii="Arial" w:hAnsi="Arial" w:cs="Arial"/>
           <w:b w:val="0"/>
           <w:i/>
+          <w:color w:val="000000"/>
           <w:sz w:val="22"/>
         </w:rPr>
         <w:t>project file</w:t>
       </w:r>
       <w:r>
         <w:rPr>
-          <w:rFonts w:ascii="Arial" w:hAnsi="Arial"/>
+          <w:rFonts w:ascii="Arial" w:hAnsi="Arial" w:cs="Arial"/>
           <w:b w:val="0"/>
           <w:i w:val="0"/>
+          <w:color w:val="000000"/>
           <w:sz w:val="22"/>
         </w:rPr>
         <w:t xml:space="preserve">, </w:t>
       </w:r>
       <w:r>
         <w:rPr>
-          <w:rFonts w:ascii="Arial" w:hAnsi="Arial"/>
+          <w:rFonts w:ascii="Arial" w:hAnsi="Arial" w:cs="Arial"/>
           <w:b w:val="0"/>
           <w:i/>
+          <w:color w:val="000000"/>
           <w:sz w:val="22"/>
         </w:rPr>
         <w:t>timeline</w:t>
       </w:r>
       <w:r>
         <w:rPr>
-          <w:rFonts w:ascii="Arial" w:hAnsi="Arial"/>
+          <w:rFonts w:ascii="Arial" w:hAnsi="Arial" w:cs="Arial"/>
           <w:b w:val="0"/>
           <w:i w:val="0"/>
+          <w:color w:val="000000"/>
           <w:sz w:val="22"/>
         </w:rPr>
         <w:t xml:space="preserve"> dan </w:t>
       </w:r>
       <w:r>
         <w:rPr>
-          <w:rFonts w:ascii="Arial" w:hAnsi="Arial"/>
+          <w:rFonts w:ascii="Arial" w:hAnsi="Arial" w:cs="Arial"/>
           <w:b w:val="0"/>
           <w:i/>
+          <w:color w:val="000000"/>
           <w:sz w:val="22"/>
         </w:rPr>
         <w:t>proxy footage</w:t>
       </w:r>
       <w:r>
         <w:rPr>
-          <w:rFonts w:ascii="Arial" w:hAnsi="Arial"/>
+          <w:rFonts w:ascii="Arial" w:hAnsi="Arial" w:cs="Arial"/>
           <w:b w:val="0"/>
           <w:i w:val="0"/>
+          <w:color w:val="000000"/>
           <w:sz w:val="22"/>
         </w:rPr>
         <w:t xml:space="preserve"> digalakkan, kerja editing berpasukan (assistant editor, colourist, sound editor) menjadi lebih pantas dan minim konflik versi.</w:t>
@@ -372,13 +1015,15 @@
     </w:p>
     <w:p>
       <w:pPr>
-        <w:spacing w:after="160"/>
+        <w:spacing w:after="120" w:line="276" w:lineRule="auto"/>
+        <w:jc w:val="left"/>
       </w:pPr>
       <w:r>
         <w:rPr>
-          <w:rFonts w:ascii="Arial" w:hAnsi="Arial"/>
+          <w:rFonts w:ascii="Arial" w:hAnsi="Arial" w:cs="Arial"/>
           <w:b w:val="0"/>
           <w:i w:val="0"/>
+          <w:color w:val="000000"/>
           <w:sz w:val="22"/>
         </w:rPr>
         <w:t>1.5 Majikan dan pekerja perlu mengambil kira perbezaan budaya sebagai punca kemungkinan masalah atau salah faham di tempat kerja. Melayan pekerja secara tidak adil kerana perbezaan budaya mungkin menyalahi undang-undang peluang saksama.</w:t>
@@ -386,13 +1031,15 @@
     </w:p>
     <w:p>
       <w:pPr>
-        <w:spacing w:after="160"/>
+        <w:spacing w:after="120" w:line="276" w:lineRule="auto"/>
+        <w:jc w:val="left"/>
       </w:pPr>
       <w:r>
         <w:rPr>
-          <w:rFonts w:ascii="Arial" w:hAnsi="Arial"/>
+          <w:rFonts w:ascii="Arial" w:hAnsi="Arial" w:cs="Arial"/>
           <w:b w:val="0"/>
           <w:i w:val="0"/>
+          <w:color w:val="000000"/>
           <w:sz w:val="22"/>
         </w:rPr>
         <w:t>1.6 Majikan bertanggungjawab terhadap kesihatan fizikal dan psikologi pekerja serta perlu menggalakkan toleransi dan hormat terhadap perbezaan budaya di tempat kerja.</w:t>
@@ -400,36 +1047,41 @@
     </w:p>
     <w:p>
       <w:pPr>
-        <w:spacing w:before="200"/>
+        <w:spacing w:before="120" w:after="120" w:line="276" w:lineRule="auto"/>
+        <w:jc w:val="left"/>
       </w:pPr>
       <w:r>
         <w:rPr>
-          <w:rFonts w:ascii="Arial" w:hAnsi="Arial"/>
+          <w:rFonts w:ascii="Arial" w:hAnsi="Arial" w:cs="Arial"/>
           <w:b/>
           <w:i w:val="0"/>
-          <w:sz w:val="24"/>
+          <w:color w:val="000000"/>
+          <w:sz w:val="22"/>
         </w:rPr>
         <w:t>2. Agama / kepercayaan (Religion / Beliefs)</w:t>
       </w:r>
     </w:p>
     <w:p>
       <w:pPr>
-        <w:spacing w:after="160"/>
+        <w:spacing w:after="120" w:line="276" w:lineRule="auto"/>
+        <w:jc w:val="left"/>
       </w:pPr>
       <w:r>
         <w:rPr>
-          <w:rFonts w:ascii="Arial" w:hAnsi="Arial"/>
+          <w:rFonts w:ascii="Arial" w:hAnsi="Arial" w:cs="Arial"/>
           <w:b/>
           <w:i w:val="0"/>
+          <w:color w:val="000000"/>
           <w:sz w:val="22"/>
         </w:rPr>
         <w:t>Rajah 2.1 (dikekalkan rujukan):</w:t>
       </w:r>
       <w:r>
         <w:rPr>
-          <w:rFonts w:ascii="Arial" w:hAnsi="Arial"/>
+          <w:rFonts w:ascii="Arial" w:hAnsi="Arial" w:cs="Arial"/>
           <w:b w:val="0"/>
           <w:i w:val="0"/>
+          <w:color w:val="000000"/>
           <w:sz w:val="22"/>
         </w:rPr>
         <w:t xml:space="preserve"> Contoh tempat ibadat pelbagai agama di Malaysia.</w:t>
@@ -437,13 +1089,15 @@
     </w:p>
     <w:p>
       <w:pPr>
-        <w:spacing w:after="160"/>
+        <w:spacing w:after="120" w:line="276" w:lineRule="auto"/>
+        <w:jc w:val="left"/>
       </w:pPr>
       <w:r>
         <w:rPr>
-          <w:rFonts w:ascii="Arial" w:hAnsi="Arial"/>
+          <w:rFonts w:ascii="Arial" w:hAnsi="Arial" w:cs="Arial"/>
           <w:b w:val="0"/>
           <w:i w:val="0"/>
+          <w:color w:val="000000"/>
           <w:sz w:val="22"/>
         </w:rPr>
         <w:t>Agama ialah satu koleksi kepercayaan, sistem budaya dan pandangan dunia yang teratur yang menghubungkan manusia dengan satu susunan kewujudan. Banyak agama mempunyai naratif, simbol dan sejarah suci yang bertujuan menjelaskan makna hidup, asal-usul kehidupan atau alam semesta. Daripada kepercayaan tentang kosmos dan sifat manusia, manusia mungkin mengambil moral, etika, hukum agama atau gaya hidup pilihan.</w:t>
@@ -451,76 +1105,85 @@
     </w:p>
     <w:p>
       <w:pPr>
-        <w:spacing w:after="160"/>
+        <w:spacing w:after="120" w:line="276" w:lineRule="auto"/>
+        <w:jc w:val="left"/>
       </w:pPr>
       <w:r>
         <w:rPr>
-          <w:rFonts w:ascii="Arial" w:hAnsi="Arial"/>
+          <w:rFonts w:ascii="Arial" w:hAnsi="Arial" w:cs="Arial"/>
           <w:b w:val="0"/>
           <w:i/>
+          <w:color w:val="000000"/>
           <w:sz w:val="22"/>
         </w:rPr>
         <w:t>Contoh studio:</w:t>
       </w:r>
       <w:r>
         <w:rPr>
-          <w:rFonts w:ascii="Arial" w:hAnsi="Arial"/>
+          <w:rFonts w:ascii="Arial" w:hAnsi="Arial" w:cs="Arial"/>
           <w:b w:val="0"/>
           <w:i w:val="0"/>
+          <w:color w:val="000000"/>
           <w:sz w:val="22"/>
         </w:rPr>
         <w:t xml:space="preserve"> seorang </w:t>
       </w:r>
       <w:r>
         <w:rPr>
-          <w:rFonts w:ascii="Arial" w:hAnsi="Arial"/>
+          <w:rFonts w:ascii="Arial" w:hAnsi="Arial" w:cs="Arial"/>
           <w:b w:val="0"/>
           <w:i/>
+          <w:color w:val="000000"/>
           <w:sz w:val="22"/>
         </w:rPr>
         <w:t>editor</w:t>
       </w:r>
       <w:r>
         <w:rPr>
-          <w:rFonts w:ascii="Arial" w:hAnsi="Arial"/>
+          <w:rFonts w:ascii="Arial" w:hAnsi="Arial" w:cs="Arial"/>
           <w:b w:val="0"/>
           <w:i w:val="0"/>
+          <w:color w:val="000000"/>
           <w:sz w:val="22"/>
         </w:rPr>
         <w:t xml:space="preserve"> Muslim mungkin memerlukan waktu rehat solat semasa sesi editing marathon menjelang tarikh tayangan; seorang </w:t>
       </w:r>
       <w:r>
         <w:rPr>
-          <w:rFonts w:ascii="Arial" w:hAnsi="Arial"/>
+          <w:rFonts w:ascii="Arial" w:hAnsi="Arial" w:cs="Arial"/>
           <w:b w:val="0"/>
           <w:i/>
+          <w:color w:val="000000"/>
           <w:sz w:val="22"/>
         </w:rPr>
         <w:t>colourist</w:t>
       </w:r>
       <w:r>
         <w:rPr>
-          <w:rFonts w:ascii="Arial" w:hAnsi="Arial"/>
+          <w:rFonts w:ascii="Arial" w:hAnsi="Arial" w:cs="Arial"/>
           <w:b w:val="0"/>
           <w:i w:val="0"/>
+          <w:color w:val="000000"/>
           <w:sz w:val="22"/>
         </w:rPr>
         <w:t xml:space="preserve"> beragama Hindu mungkin memohon cuti semasa Deepavali walaupun projek sedang dalam tempoh genting — Producer perlu merancang jadual penghantaran (</w:t>
       </w:r>
       <w:r>
         <w:rPr>
-          <w:rFonts w:ascii="Arial" w:hAnsi="Arial"/>
+          <w:rFonts w:ascii="Arial" w:hAnsi="Arial" w:cs="Arial"/>
           <w:b w:val="0"/>
           <w:i/>
+          <w:color w:val="000000"/>
           <w:sz w:val="22"/>
         </w:rPr>
         <w:t>deadline siaran</w:t>
       </w:r>
       <w:r>
         <w:rPr>
-          <w:rFonts w:ascii="Arial" w:hAnsi="Arial"/>
+          <w:rFonts w:ascii="Arial" w:hAnsi="Arial" w:cs="Arial"/>
           <w:b w:val="0"/>
           <w:i w:val="0"/>
+          <w:color w:val="000000"/>
           <w:sz w:val="22"/>
         </w:rPr>
         <w:t>) mengambil kira perkara ini.</w:t>
@@ -528,27 +1191,31 @@
     </w:p>
     <w:p>
       <w:pPr>
-        <w:spacing w:before="200"/>
+        <w:spacing w:before="120" w:after="120" w:line="276" w:lineRule="auto"/>
+        <w:jc w:val="left"/>
       </w:pPr>
       <w:r>
         <w:rPr>
-          <w:rFonts w:ascii="Arial" w:hAnsi="Arial"/>
+          <w:rFonts w:ascii="Arial" w:hAnsi="Arial" w:cs="Arial"/>
           <w:b/>
           <w:i w:val="0"/>
-          <w:sz w:val="24"/>
+          <w:color w:val="000000"/>
+          <w:sz w:val="22"/>
         </w:rPr>
         <w:t>3. Isu sensitiviti (Sensitivity Issues)</w:t>
       </w:r>
     </w:p>
     <w:p>
       <w:pPr>
-        <w:spacing w:after="160"/>
+        <w:spacing w:after="120" w:line="276" w:lineRule="auto"/>
+        <w:jc w:val="left"/>
       </w:pPr>
       <w:r>
         <w:rPr>
-          <w:rFonts w:ascii="Arial" w:hAnsi="Arial"/>
+          <w:rFonts w:ascii="Arial" w:hAnsi="Arial" w:cs="Arial"/>
           <w:b w:val="0"/>
           <w:i w:val="0"/>
+          <w:color w:val="000000"/>
           <w:sz w:val="22"/>
         </w:rPr>
         <w:t>Isu sensitiviti di tempat kerja boleh menjadi isu moral dan undang-undang. Sikap tidak sensitif bukan sahaja menyakitkan hati dan menjejaskan semangat, malah pekerja yang terasa boleh membawa tindakan undang-undang terhadap majikan. Bagi memastikan tiada isu sensitiviti seperti perkauman, gangguan, kelakuan tidak sesuai dan seksisme timbul, pekerja perlu dilatih dengan baik dan tindakan perlu diambil sekiranya berlaku pelanggaran.</w:t>
@@ -556,76 +1223,85 @@
     </w:p>
     <w:p>
       <w:pPr>
-        <w:spacing w:after="160"/>
+        <w:spacing w:after="120" w:line="276" w:lineRule="auto"/>
+        <w:jc w:val="left"/>
       </w:pPr>
       <w:r>
         <w:rPr>
-          <w:rFonts w:ascii="Arial" w:hAnsi="Arial"/>
+          <w:rFonts w:ascii="Arial" w:hAnsi="Arial" w:cs="Arial"/>
           <w:b w:val="0"/>
           <w:i/>
+          <w:color w:val="000000"/>
           <w:sz w:val="22"/>
         </w:rPr>
         <w:t>Contoh studio:</w:t>
       </w:r>
       <w:r>
         <w:rPr>
-          <w:rFonts w:ascii="Arial" w:hAnsi="Arial"/>
+          <w:rFonts w:ascii="Arial" w:hAnsi="Arial" w:cs="Arial"/>
           <w:b w:val="0"/>
           <w:i w:val="0"/>
+          <w:color w:val="000000"/>
           <w:sz w:val="22"/>
         </w:rPr>
         <w:t xml:space="preserve"> komen bernada perkauman terhadap seorang </w:t>
       </w:r>
       <w:r>
         <w:rPr>
-          <w:rFonts w:ascii="Arial" w:hAnsi="Arial"/>
+          <w:rFonts w:ascii="Arial" w:hAnsi="Arial" w:cs="Arial"/>
           <w:b w:val="0"/>
           <w:i/>
+          <w:color w:val="000000"/>
           <w:sz w:val="22"/>
         </w:rPr>
         <w:t>runner</w:t>
       </w:r>
       <w:r>
         <w:rPr>
-          <w:rFonts w:ascii="Arial" w:hAnsi="Arial"/>
+          <w:rFonts w:ascii="Arial" w:hAnsi="Arial" w:cs="Arial"/>
           <w:b w:val="0"/>
           <w:i w:val="0"/>
+          <w:color w:val="000000"/>
           <w:sz w:val="22"/>
         </w:rPr>
         <w:t xml:space="preserve"> atau </w:t>
       </w:r>
       <w:r>
         <w:rPr>
-          <w:rFonts w:ascii="Arial" w:hAnsi="Arial"/>
+          <w:rFonts w:ascii="Arial" w:hAnsi="Arial" w:cs="Arial"/>
           <w:b w:val="0"/>
           <w:i/>
+          <w:color w:val="000000"/>
           <w:sz w:val="22"/>
         </w:rPr>
         <w:t>assistant editor</w:t>
       </w:r>
       <w:r>
         <w:rPr>
-          <w:rFonts w:ascii="Arial" w:hAnsi="Arial"/>
+          <w:rFonts w:ascii="Arial" w:hAnsi="Arial" w:cs="Arial"/>
           <w:b w:val="0"/>
           <w:i w:val="0"/>
+          <w:color w:val="000000"/>
           <w:sz w:val="22"/>
         </w:rPr>
         <w:t xml:space="preserve"> asing dalam bilik editing, atau jenaka seksis semasa sesi </w:t>
       </w:r>
       <w:r>
         <w:rPr>
-          <w:rFonts w:ascii="Arial" w:hAnsi="Arial"/>
+          <w:rFonts w:ascii="Arial" w:hAnsi="Arial" w:cs="Arial"/>
           <w:b w:val="0"/>
           <w:i/>
+          <w:color w:val="000000"/>
           <w:sz w:val="22"/>
         </w:rPr>
         <w:t>review</w:t>
       </w:r>
       <w:r>
         <w:rPr>
-          <w:rFonts w:ascii="Arial" w:hAnsi="Arial"/>
+          <w:rFonts w:ascii="Arial" w:hAnsi="Arial" w:cs="Arial"/>
           <w:b w:val="0"/>
           <w:i w:val="0"/>
+          <w:color w:val="000000"/>
           <w:sz w:val="22"/>
         </w:rPr>
         <w:t xml:space="preserve"> dengan klien, mesti dilaporkan kepada Producer/HR studio dan ditangani mengikut dasar tatatertib syarikat.</w:t>
@@ -633,36 +1309,41 @@
     </w:p>
     <w:p>
       <w:pPr>
-        <w:spacing w:before="200"/>
+        <w:spacing w:before="120" w:after="120" w:line="276" w:lineRule="auto"/>
+        <w:jc w:val="left"/>
       </w:pPr>
       <w:r>
         <w:rPr>
-          <w:rFonts w:ascii="Arial" w:hAnsi="Arial"/>
+          <w:rFonts w:ascii="Arial" w:hAnsi="Arial" w:cs="Arial"/>
           <w:b/>
           <w:i w:val="0"/>
-          <w:sz w:val="24"/>
+          <w:color w:val="000000"/>
+          <w:sz w:val="22"/>
         </w:rPr>
         <w:t>4. Kemahiran interaksi sosial (Social Interaction Skills)</w:t>
       </w:r>
     </w:p>
     <w:p>
       <w:pPr>
-        <w:spacing w:after="160"/>
+        <w:spacing w:after="120" w:line="276" w:lineRule="auto"/>
+        <w:jc w:val="left"/>
       </w:pPr>
       <w:r>
         <w:rPr>
-          <w:rFonts w:ascii="Arial" w:hAnsi="Arial"/>
+          <w:rFonts w:ascii="Arial" w:hAnsi="Arial" w:cs="Arial"/>
           <w:b/>
           <w:i w:val="0"/>
+          <w:color w:val="000000"/>
           <w:sz w:val="22"/>
         </w:rPr>
         <w:t>Rajah 4.1 (dikekalkan rujukan):</w:t>
       </w:r>
       <w:r>
         <w:rPr>
-          <w:rFonts w:ascii="Arial" w:hAnsi="Arial"/>
+          <w:rFonts w:ascii="Arial" w:hAnsi="Arial" w:cs="Arial"/>
           <w:b w:val="0"/>
           <w:i w:val="0"/>
+          <w:color w:val="000000"/>
           <w:sz w:val="22"/>
         </w:rPr>
         <w:t xml:space="preserve"> Contoh imej kemahiran interaksi sosial.</w:t>
@@ -670,13 +1351,15 @@
     </w:p>
     <w:p>
       <w:pPr>
-        <w:spacing w:after="160"/>
+        <w:spacing w:after="120" w:line="276" w:lineRule="auto"/>
+        <w:jc w:val="left"/>
       </w:pPr>
       <w:r>
         <w:rPr>
-          <w:rFonts w:ascii="Arial" w:hAnsi="Arial"/>
+          <w:rFonts w:ascii="Arial" w:hAnsi="Arial" w:cs="Arial"/>
           <w:b w:val="0"/>
           <w:i w:val="0"/>
+          <w:color w:val="000000"/>
           <w:sz w:val="22"/>
         </w:rPr>
         <w:t>Kemahiran sosial dan kejayaan dalam hidup saling berkait. Orang yang mempunyai kemahiran interaksi sosial yang baik berasa lebih selesa berinteraksi dengan orang lain, membina hubungan dan rakan yang baik, serta mencapai matlamat dengan lebih mudah. Cara paling berkesan membina kemahiran interaksi sosial ialah:</w:t>
@@ -684,58 +1367,65 @@
     </w:p>
     <w:p>
       <w:pPr>
-        <w:spacing w:after="160"/>
+        <w:spacing w:after="120" w:line="276" w:lineRule="auto"/>
+        <w:jc w:val="left"/>
       </w:pPr>
       <w:r>
         <w:rPr>
-          <w:rFonts w:ascii="Arial" w:hAnsi="Arial"/>
+          <w:rFonts w:ascii="Arial" w:hAnsi="Arial" w:cs="Arial"/>
           <w:b/>
           <w:i w:val="0"/>
+          <w:color w:val="000000"/>
           <w:sz w:val="22"/>
         </w:rPr>
         <w:t>4.1 Ekstrovert (Extrovert)</w:t>
       </w:r>
       <w:r>
         <w:rPr>
-          <w:rFonts w:ascii="Arial" w:hAnsi="Arial"/>
+          <w:rFonts w:ascii="Arial" w:hAnsi="Arial" w:cs="Arial"/>
           <w:b w:val="0"/>
           <w:i w:val="0"/>
+          <w:color w:val="000000"/>
           <w:sz w:val="22"/>
         </w:rPr>
         <w:t xml:space="preserve"> — cuba membangunkan keupayaan berinteraksi dengan orang lain melalui perkenalan baharu, perbualan dan membina hubungan yang kukuh. </w:t>
       </w:r>
       <w:r>
         <w:rPr>
-          <w:rFonts w:ascii="Arial" w:hAnsi="Arial"/>
+          <w:rFonts w:ascii="Arial" w:hAnsi="Arial" w:cs="Arial"/>
           <w:b w:val="0"/>
           <w:i/>
+          <w:color w:val="000000"/>
           <w:sz w:val="22"/>
         </w:rPr>
         <w:t>Contoh:</w:t>
       </w:r>
       <w:r>
         <w:rPr>
-          <w:rFonts w:ascii="Arial" w:hAnsi="Arial"/>
+          <w:rFonts w:ascii="Arial" w:hAnsi="Arial" w:cs="Arial"/>
           <w:b w:val="0"/>
           <w:i w:val="0"/>
+          <w:color w:val="000000"/>
           <w:sz w:val="22"/>
         </w:rPr>
         <w:t xml:space="preserve"> seorang editor baharu aktif berkenalan dengan Director dan sound designer semasa sesi </w:t>
       </w:r>
       <w:r>
         <w:rPr>
-          <w:rFonts w:ascii="Arial" w:hAnsi="Arial"/>
+          <w:rFonts w:ascii="Arial" w:hAnsi="Arial" w:cs="Arial"/>
           <w:b w:val="0"/>
           <w:i/>
+          <w:color w:val="000000"/>
           <w:sz w:val="22"/>
         </w:rPr>
         <w:t>kick-off</w:t>
       </w:r>
       <w:r>
         <w:rPr>
-          <w:rFonts w:ascii="Arial" w:hAnsi="Arial"/>
+          <w:rFonts w:ascii="Arial" w:hAnsi="Arial" w:cs="Arial"/>
           <w:b w:val="0"/>
           <w:i w:val="0"/>
+          <w:color w:val="000000"/>
           <w:sz w:val="22"/>
         </w:rPr>
         <w:t xml:space="preserve"> projek.</w:t>
@@ -743,58 +1433,65 @@
     </w:p>
     <w:p>
       <w:pPr>
-        <w:spacing w:after="160"/>
+        <w:spacing w:after="120" w:line="276" w:lineRule="auto"/>
+        <w:jc w:val="left"/>
       </w:pPr>
       <w:r>
         <w:rPr>
-          <w:rFonts w:ascii="Arial" w:hAnsi="Arial"/>
+          <w:rFonts w:ascii="Arial" w:hAnsi="Arial" w:cs="Arial"/>
           <w:b/>
           <w:i w:val="0"/>
+          <w:color w:val="000000"/>
           <w:sz w:val="22"/>
         </w:rPr>
         <w:t>4.2 Berani ambil risiko (Take Risks)</w:t>
       </w:r>
       <w:r>
         <w:rPr>
-          <w:rFonts w:ascii="Arial" w:hAnsi="Arial"/>
+          <w:rFonts w:ascii="Arial" w:hAnsi="Arial" w:cs="Arial"/>
           <w:b w:val="0"/>
           <w:i w:val="0"/>
+          <w:color w:val="000000"/>
           <w:sz w:val="22"/>
         </w:rPr>
         <w:t xml:space="preserve"> — risiko bermaksud menyatakan fikiran dan perasaan yang menyokong tingkah laku anda. Tingkah laku semasa berinteraksi menunjukkan sikap anda terhadap orang lain. </w:t>
       </w:r>
       <w:r>
         <w:rPr>
-          <w:rFonts w:ascii="Arial" w:hAnsi="Arial"/>
+          <w:rFonts w:ascii="Arial" w:hAnsi="Arial" w:cs="Arial"/>
           <w:b w:val="0"/>
           <w:i/>
+          <w:color w:val="000000"/>
           <w:sz w:val="22"/>
         </w:rPr>
         <w:t>Contoh:</w:t>
       </w:r>
       <w:r>
         <w:rPr>
-          <w:rFonts w:ascii="Arial" w:hAnsi="Arial"/>
+          <w:rFonts w:ascii="Arial" w:hAnsi="Arial" w:cs="Arial"/>
           <w:b w:val="0"/>
           <w:i w:val="0"/>
+          <w:color w:val="000000"/>
           <w:sz w:val="22"/>
         </w:rPr>
         <w:t xml:space="preserve"> editor berani mencadangkan idea </w:t>
       </w:r>
       <w:r>
         <w:rPr>
-          <w:rFonts w:ascii="Arial" w:hAnsi="Arial"/>
+          <w:rFonts w:ascii="Arial" w:hAnsi="Arial" w:cs="Arial"/>
           <w:b w:val="0"/>
           <w:i/>
+          <w:color w:val="000000"/>
           <w:sz w:val="22"/>
         </w:rPr>
         <w:t>cut</w:t>
       </w:r>
       <w:r>
         <w:rPr>
-          <w:rFonts w:ascii="Arial" w:hAnsi="Arial"/>
+          <w:rFonts w:ascii="Arial" w:hAnsi="Arial" w:cs="Arial"/>
           <w:b w:val="0"/>
           <w:i w:val="0"/>
+          <w:color w:val="000000"/>
           <w:sz w:val="22"/>
         </w:rPr>
         <w:t xml:space="preserve"> alternatif kepada Director walaupun berbeza pendapat.</w:t>
@@ -802,58 +1499,65 @@
     </w:p>
     <w:p>
       <w:pPr>
-        <w:spacing w:after="160"/>
+        <w:spacing w:after="120" w:line="276" w:lineRule="auto"/>
+        <w:jc w:val="left"/>
       </w:pPr>
       <w:r>
         <w:rPr>
-          <w:rFonts w:ascii="Arial" w:hAnsi="Arial"/>
+          <w:rFonts w:ascii="Arial" w:hAnsi="Arial" w:cs="Arial"/>
           <w:b/>
           <w:i w:val="0"/>
+          <w:color w:val="000000"/>
           <w:sz w:val="22"/>
         </w:rPr>
         <w:t>4.3 Menerima maklum balas (Take Feedback)</w:t>
       </w:r>
       <w:r>
         <w:rPr>
-          <w:rFonts w:ascii="Arial" w:hAnsi="Arial"/>
+          <w:rFonts w:ascii="Arial" w:hAnsi="Arial" w:cs="Arial"/>
           <w:b w:val="0"/>
           <w:i w:val="0"/>
+          <w:color w:val="000000"/>
           <w:sz w:val="22"/>
         </w:rPr>
         <w:t xml:space="preserve"> — menerima maklum balas daripada rakan interaksi ialah cara terbaik meningkatkan kemahiran sosial; orang lain dapat memberi pandangan tentang kekuatan dan kelemahan personaliti anda. </w:t>
       </w:r>
       <w:r>
         <w:rPr>
-          <w:rFonts w:ascii="Arial" w:hAnsi="Arial"/>
+          <w:rFonts w:ascii="Arial" w:hAnsi="Arial" w:cs="Arial"/>
           <w:b w:val="0"/>
           <w:i/>
+          <w:color w:val="000000"/>
           <w:sz w:val="22"/>
         </w:rPr>
         <w:t>Contoh:</w:t>
       </w:r>
       <w:r>
         <w:rPr>
-          <w:rFonts w:ascii="Arial" w:hAnsi="Arial"/>
+          <w:rFonts w:ascii="Arial" w:hAnsi="Arial" w:cs="Arial"/>
           <w:b w:val="0"/>
           <w:i w:val="0"/>
+          <w:color w:val="000000"/>
           <w:sz w:val="22"/>
         </w:rPr>
         <w:t xml:space="preserve"> menerima ulasan klien tentang </w:t>
       </w:r>
       <w:r>
         <w:rPr>
-          <w:rFonts w:ascii="Arial" w:hAnsi="Arial"/>
+          <w:rFonts w:ascii="Arial" w:hAnsi="Arial" w:cs="Arial"/>
           <w:b w:val="0"/>
           <w:i/>
+          <w:color w:val="000000"/>
           <w:sz w:val="22"/>
         </w:rPr>
         <w:t>rough cut</w:t>
       </w:r>
       <w:r>
         <w:rPr>
-          <w:rFonts w:ascii="Arial" w:hAnsi="Arial"/>
+          <w:rFonts w:ascii="Arial" w:hAnsi="Arial" w:cs="Arial"/>
           <w:b w:val="0"/>
           <w:i w:val="0"/>
+          <w:color w:val="000000"/>
           <w:sz w:val="22"/>
         </w:rPr>
         <w:t xml:space="preserve"> tanpa bersikap defensif.</w:t>
@@ -861,40 +1565,45 @@
     </w:p>
     <w:p>
       <w:pPr>
-        <w:spacing w:after="160"/>
+        <w:spacing w:after="120" w:line="276" w:lineRule="auto"/>
+        <w:jc w:val="left"/>
       </w:pPr>
       <w:r>
         <w:rPr>
-          <w:rFonts w:ascii="Arial" w:hAnsi="Arial"/>
+          <w:rFonts w:ascii="Arial" w:hAnsi="Arial" w:cs="Arial"/>
           <w:b/>
           <w:i w:val="0"/>
+          <w:color w:val="000000"/>
           <w:sz w:val="22"/>
         </w:rPr>
         <w:t>4.4 Berinteraksi dengan individu mahir sosial (Interact with Socially Skilled People)</w:t>
       </w:r>
       <w:r>
         <w:rPr>
-          <w:rFonts w:ascii="Arial" w:hAnsi="Arial"/>
+          <w:rFonts w:ascii="Arial" w:hAnsi="Arial" w:cs="Arial"/>
           <w:b w:val="0"/>
           <w:i w:val="0"/>
+          <w:color w:val="000000"/>
           <w:sz w:val="22"/>
         </w:rPr>
         <w:t xml:space="preserve"> — berinteraksi dengan individu yang mahir kemahiran interpersonal amat membantu; belajar gaya dan kemahiran sosial daripada mereka. </w:t>
       </w:r>
       <w:r>
         <w:rPr>
-          <w:rFonts w:ascii="Arial" w:hAnsi="Arial"/>
+          <w:rFonts w:ascii="Arial" w:hAnsi="Arial" w:cs="Arial"/>
           <w:b w:val="0"/>
           <w:i/>
+          <w:color w:val="000000"/>
           <w:sz w:val="22"/>
         </w:rPr>
         <w:t>Contoh:</w:t>
       </w:r>
       <w:r>
         <w:rPr>
-          <w:rFonts w:ascii="Arial" w:hAnsi="Arial"/>
+          <w:rFonts w:ascii="Arial" w:hAnsi="Arial" w:cs="Arial"/>
           <w:b w:val="0"/>
           <w:i w:val="0"/>
+          <w:color w:val="000000"/>
           <w:sz w:val="22"/>
         </w:rPr>
         <w:t xml:space="preserve"> assistant editor memerhati cara senior Producer mengendalikan permintaan perubahan lewat saat daripada klien secara tenang.</w:t>
@@ -902,22 +1611,25 @@
     </w:p>
     <w:p>
       <w:pPr>
-        <w:spacing w:after="160"/>
+        <w:spacing w:after="120" w:line="276" w:lineRule="auto"/>
+        <w:jc w:val="left"/>
       </w:pPr>
       <w:r>
         <w:rPr>
-          <w:rFonts w:ascii="Arial" w:hAnsi="Arial"/>
+          <w:rFonts w:ascii="Arial" w:hAnsi="Arial" w:cs="Arial"/>
           <w:b/>
           <w:i w:val="0"/>
+          <w:color w:val="000000"/>
           <w:sz w:val="22"/>
         </w:rPr>
         <w:t>4.5 Tetapkan matlamat (Define Your Goals)</w:t>
       </w:r>
       <w:r>
         <w:rPr>
-          <w:rFonts w:ascii="Arial" w:hAnsi="Arial"/>
+          <w:rFonts w:ascii="Arial" w:hAnsi="Arial" w:cs="Arial"/>
           <w:b w:val="0"/>
           <w:i w:val="0"/>
+          <w:color w:val="000000"/>
           <w:sz w:val="22"/>
         </w:rPr>
         <w:t xml:space="preserve"> — sentiasa tetapkan matlamat bagi mengukuhkan kemahiran yang penting untuk perkembangan interaksi sosial.</w:t>
@@ -925,36 +1637,41 @@
     </w:p>
     <w:p>
       <w:pPr>
-        <w:spacing w:before="200"/>
+        <w:spacing w:before="120" w:after="120" w:line="276" w:lineRule="auto"/>
+        <w:jc w:val="left"/>
       </w:pPr>
       <w:r>
         <w:rPr>
-          <w:rFonts w:ascii="Arial" w:hAnsi="Arial"/>
+          <w:rFonts w:ascii="Arial" w:hAnsi="Arial" w:cs="Arial"/>
           <w:b/>
           <w:i w:val="0"/>
-          <w:sz w:val="24"/>
+          <w:color w:val="000000"/>
+          <w:sz w:val="22"/>
         </w:rPr>
         <w:t>5. Garis panduan sumber manusia (Human Resources Guidelines)</w:t>
       </w:r>
     </w:p>
     <w:p>
       <w:pPr>
-        <w:spacing w:after="160"/>
+        <w:spacing w:after="120" w:line="276" w:lineRule="auto"/>
+        <w:jc w:val="left"/>
       </w:pPr>
       <w:r>
         <w:rPr>
-          <w:rFonts w:ascii="Arial" w:hAnsi="Arial"/>
+          <w:rFonts w:ascii="Arial" w:hAnsi="Arial" w:cs="Arial"/>
           <w:b/>
           <w:i w:val="0"/>
+          <w:color w:val="000000"/>
           <w:sz w:val="22"/>
         </w:rPr>
         <w:t>Rajah 5.1 (dikekalkan rujukan):</w:t>
       </w:r>
       <w:r>
         <w:rPr>
-          <w:rFonts w:ascii="Arial" w:hAnsi="Arial"/>
+          <w:rFonts w:ascii="Arial" w:hAnsi="Arial" w:cs="Arial"/>
           <w:b w:val="0"/>
           <w:i w:val="0"/>
+          <w:color w:val="000000"/>
           <w:sz w:val="22"/>
         </w:rPr>
         <w:t xml:space="preserve"> Contoh kitaran sumber manusia.</w:t>
@@ -962,13 +1679,15 @@
     </w:p>
     <w:p>
       <w:pPr>
-        <w:spacing w:after="160"/>
+        <w:spacing w:after="120" w:line="276" w:lineRule="auto"/>
+        <w:jc w:val="left"/>
       </w:pPr>
       <w:r>
         <w:rPr>
-          <w:rFonts w:ascii="Arial" w:hAnsi="Arial"/>
+          <w:rFonts w:ascii="Arial" w:hAnsi="Arial" w:cs="Arial"/>
           <w:b w:val="0"/>
           <w:i w:val="0"/>
+          <w:color w:val="000000"/>
           <w:sz w:val="22"/>
         </w:rPr>
         <w:t>Sumber manusia ialah kumpulan individu yang membentuk tenaga kerja sesebuah organisasi, sektor perniagaan atau ekonomi. Disiplin profesional dan fungsi perniagaan yang menyelia sumber manusia organisasi dipanggil pengurusan sumber manusia (HRM). Bahagian ini menumpukan aktiviti berkaitan pekerja — pengambilan, pengambilan kerja pekerja baharu, orientasi dan latihan pekerja sedia ada, faedah pekerja dan pengekalan.</w:t>
@@ -976,58 +1695,65 @@
     </w:p>
     <w:p>
       <w:pPr>
-        <w:spacing w:after="160"/>
+        <w:spacing w:after="120" w:line="276" w:lineRule="auto"/>
+        <w:jc w:val="left"/>
       </w:pPr>
       <w:r>
         <w:rPr>
-          <w:rFonts w:ascii="Arial" w:hAnsi="Arial"/>
+          <w:rFonts w:ascii="Arial" w:hAnsi="Arial" w:cs="Arial"/>
           <w:b w:val="0"/>
           <w:i/>
+          <w:color w:val="000000"/>
           <w:sz w:val="22"/>
         </w:rPr>
         <w:t>Contoh studio:</w:t>
       </w:r>
       <w:r>
         <w:rPr>
-          <w:rFonts w:ascii="Arial" w:hAnsi="Arial"/>
+          <w:rFonts w:ascii="Arial" w:hAnsi="Arial" w:cs="Arial"/>
           <w:b w:val="0"/>
           <w:i w:val="0"/>
+          <w:color w:val="000000"/>
           <w:sz w:val="22"/>
         </w:rPr>
         <w:t xml:space="preserve"> jabatan HR studio post-production bertanggungjawab memastikan setiap freelance editor/colourist yang diambil bekerja menandatangani NDA klien dan memahami dasar kerahsiaan </w:t>
       </w:r>
       <w:r>
         <w:rPr>
-          <w:rFonts w:ascii="Arial" w:hAnsi="Arial"/>
+          <w:rFonts w:ascii="Arial" w:hAnsi="Arial" w:cs="Arial"/>
           <w:b w:val="0"/>
           <w:i/>
+          <w:color w:val="000000"/>
           <w:sz w:val="22"/>
         </w:rPr>
         <w:t>footage</w:t>
       </w:r>
       <w:r>
         <w:rPr>
-          <w:rFonts w:ascii="Arial" w:hAnsi="Arial"/>
+          <w:rFonts w:ascii="Arial" w:hAnsi="Arial" w:cs="Arial"/>
           <w:b w:val="0"/>
           <w:i w:val="0"/>
+          <w:color w:val="000000"/>
           <w:sz w:val="22"/>
         </w:rPr>
         <w:t xml:space="preserve"> sebelum diberi akses ke </w:t>
       </w:r>
       <w:r>
         <w:rPr>
-          <w:rFonts w:ascii="Arial" w:hAnsi="Arial"/>
+          <w:rFonts w:ascii="Arial" w:hAnsi="Arial" w:cs="Arial"/>
           <w:b w:val="0"/>
           <w:i/>
+          <w:color w:val="000000"/>
           <w:sz w:val="22"/>
         </w:rPr>
         <w:t>server</w:t>
       </w:r>
       <w:r>
         <w:rPr>
-          <w:rFonts w:ascii="Arial" w:hAnsi="Arial"/>
+          <w:rFonts w:ascii="Arial" w:hAnsi="Arial" w:cs="Arial"/>
           <w:b w:val="0"/>
           <w:i w:val="0"/>
+          <w:color w:val="000000"/>
           <w:sz w:val="22"/>
         </w:rPr>
         <w:t xml:space="preserve"> projek.</w:t>
@@ -1035,36 +1761,41 @@
     </w:p>
     <w:p>
       <w:pPr>
-        <w:spacing w:before="200"/>
+        <w:spacing w:before="120" w:after="120" w:line="276" w:lineRule="auto"/>
+        <w:jc w:val="left"/>
       </w:pPr>
       <w:r>
         <w:rPr>
-          <w:rFonts w:ascii="Arial" w:hAnsi="Arial"/>
+          <w:rFonts w:ascii="Arial" w:hAnsi="Arial" w:cs="Arial"/>
           <w:b/>
           <w:i w:val="0"/>
-          <w:sz w:val="24"/>
+          <w:color w:val="000000"/>
+          <w:sz w:val="22"/>
         </w:rPr>
         <w:t>6. Kemahiran komunikasi (Communication Skills)</w:t>
       </w:r>
     </w:p>
     <w:p>
       <w:pPr>
-        <w:spacing w:after="160"/>
+        <w:spacing w:after="120" w:line="276" w:lineRule="auto"/>
+        <w:jc w:val="left"/>
       </w:pPr>
       <w:r>
         <w:rPr>
-          <w:rFonts w:ascii="Arial" w:hAnsi="Arial"/>
+          <w:rFonts w:ascii="Arial" w:hAnsi="Arial" w:cs="Arial"/>
           <w:b/>
           <w:i w:val="0"/>
+          <w:color w:val="000000"/>
           <w:sz w:val="22"/>
         </w:rPr>
         <w:t>Rajah 6.1 – 6.3 (dikekalkan rujukan):</w:t>
       </w:r>
       <w:r>
         <w:rPr>
-          <w:rFonts w:ascii="Arial" w:hAnsi="Arial"/>
+          <w:rFonts w:ascii="Arial" w:hAnsi="Arial" w:cs="Arial"/>
           <w:b w:val="0"/>
           <w:i w:val="0"/>
+          <w:color w:val="000000"/>
           <w:sz w:val="22"/>
         </w:rPr>
         <w:t xml:space="preserve"> Contoh komunikasi baik dan komunikasi buruk.</w:t>
@@ -1072,13 +1803,15 @@
     </w:p>
     <w:p>
       <w:pPr>
-        <w:spacing w:after="160"/>
+        <w:spacing w:after="120" w:line="276" w:lineRule="auto"/>
+        <w:jc w:val="left"/>
       </w:pPr>
       <w:r>
         <w:rPr>
-          <w:rFonts w:ascii="Arial" w:hAnsi="Arial"/>
+          <w:rFonts w:ascii="Arial" w:hAnsi="Arial" w:cs="Arial"/>
           <w:b w:val="0"/>
           <w:i w:val="0"/>
+          <w:color w:val="000000"/>
           <w:sz w:val="22"/>
         </w:rPr>
         <w:t>6.1 Komunikasi lisan ialah bagaimana dan apa perkataan digunakan untuk berkomunikasi dengan individu — keupayaan berkomunikasi melalui perkataan dengan nada dan cara yang betul. Komunikasi bukan lisan pula terdiri daripada ekspresi wajah, bahasa badan dan gerak tangan. Komunikasi dua hala penting bagi membina kemahiran interpersonal yang cemerlang.</w:t>
@@ -1086,58 +1819,65 @@
     </w:p>
     <w:p>
       <w:pPr>
-        <w:spacing w:after="160"/>
+        <w:spacing w:after="120" w:line="276" w:lineRule="auto"/>
+        <w:jc w:val="left"/>
       </w:pPr>
       <w:r>
         <w:rPr>
-          <w:rFonts w:ascii="Arial" w:hAnsi="Arial"/>
+          <w:rFonts w:ascii="Arial" w:hAnsi="Arial" w:cs="Arial"/>
           <w:b w:val="0"/>
           <w:i/>
+          <w:color w:val="000000"/>
           <w:sz w:val="22"/>
         </w:rPr>
         <w:t>Contoh studio:</w:t>
       </w:r>
       <w:r>
         <w:rPr>
-          <w:rFonts w:ascii="Arial" w:hAnsi="Arial"/>
+          <w:rFonts w:ascii="Arial" w:hAnsi="Arial" w:cs="Arial"/>
           <w:b w:val="0"/>
           <w:i w:val="0"/>
+          <w:color w:val="000000"/>
           <w:sz w:val="22"/>
         </w:rPr>
         <w:t xml:space="preserve"> semasa sesi </w:t>
       </w:r>
       <w:r>
         <w:rPr>
-          <w:rFonts w:ascii="Arial" w:hAnsi="Arial"/>
+          <w:rFonts w:ascii="Arial" w:hAnsi="Arial" w:cs="Arial"/>
           <w:b w:val="0"/>
           <w:i/>
+          <w:color w:val="000000"/>
           <w:sz w:val="22"/>
         </w:rPr>
         <w:t>review</w:t>
       </w:r>
       <w:r>
         <w:rPr>
-          <w:rFonts w:ascii="Arial" w:hAnsi="Arial"/>
+          <w:rFonts w:ascii="Arial" w:hAnsi="Arial" w:cs="Arial"/>
           <w:b w:val="0"/>
           <w:i w:val="0"/>
+          <w:color w:val="000000"/>
           <w:sz w:val="22"/>
         </w:rPr>
         <w:t xml:space="preserve"> dengan Director dalam bilik editing, editor perlu peka kepada ekspresi wajah Director (kerutan dahi, senyuman) sebagai isyarat bukan lisan tentang kepuasan terhadap </w:t>
       </w:r>
       <w:r>
         <w:rPr>
-          <w:rFonts w:ascii="Arial" w:hAnsi="Arial"/>
+          <w:rFonts w:ascii="Arial" w:hAnsi="Arial" w:cs="Arial"/>
           <w:b w:val="0"/>
           <w:i/>
+          <w:color w:val="000000"/>
           <w:sz w:val="22"/>
         </w:rPr>
         <w:t>cut</w:t>
       </w:r>
       <w:r>
         <w:rPr>
-          <w:rFonts w:ascii="Arial" w:hAnsi="Arial"/>
+          <w:rFonts w:ascii="Arial" w:hAnsi="Arial" w:cs="Arial"/>
           <w:b w:val="0"/>
           <w:i w:val="0"/>
+          <w:color w:val="000000"/>
           <w:sz w:val="22"/>
         </w:rPr>
         <w:t xml:space="preserve"> yang ditunjukkan.</w:t>
@@ -1145,13 +1885,15 @@
     </w:p>
     <w:p>
       <w:pPr>
-        <w:spacing w:after="160"/>
+        <w:spacing w:after="120" w:line="276" w:lineRule="auto"/>
+        <w:jc w:val="left"/>
       </w:pPr>
       <w:r>
         <w:rPr>
-          <w:rFonts w:ascii="Arial" w:hAnsi="Arial"/>
+          <w:rFonts w:ascii="Arial" w:hAnsi="Arial" w:cs="Arial"/>
           <w:b w:val="0"/>
           <w:i w:val="0"/>
+          <w:color w:val="000000"/>
           <w:sz w:val="22"/>
         </w:rPr>
         <w:t>6.2 Kepentingan kemahiran komunikasi — perlu memahami corak komunikasi asas yang sudah berlaku di tempat kerja. Beri perhatian kepada apa yang dikatakan dan respons orang lain. Jangan abaikan isyarat bukan lisan seperti menguap, melipat tangan dan tanda-tanda kebosanan atau kekecewaan — ini menunjukkan komunikasi perlu dipertingkatkan.</w:t>
@@ -1159,13 +1901,15 @@
     </w:p>
     <w:p>
       <w:pPr>
-        <w:spacing w:after="160"/>
+        <w:spacing w:after="120" w:line="276" w:lineRule="auto"/>
+        <w:jc w:val="left"/>
       </w:pPr>
       <w:r>
         <w:rPr>
-          <w:rFonts w:ascii="Arial" w:hAnsi="Arial"/>
+          <w:rFonts w:ascii="Arial" w:hAnsi="Arial" w:cs="Arial"/>
           <w:b w:val="0"/>
           <w:i w:val="0"/>
+          <w:color w:val="000000"/>
           <w:sz w:val="22"/>
         </w:rPr>
         <w:t>6.3 Kepentingan kemahiran komunikasi jelas apabila komunikasi berkualiti berlaku, ia mengelakkan salah faham, salah komunikasi dan konflik, seterusnya menghasilkan kerja dan prestasi produktif yang memberi kesan kepada hasil akhir syarikat.</w:t>
@@ -1173,58 +1917,65 @@
     </w:p>
     <w:p>
       <w:pPr>
-        <w:spacing w:after="160"/>
+        <w:spacing w:after="120" w:line="276" w:lineRule="auto"/>
+        <w:jc w:val="left"/>
       </w:pPr>
       <w:r>
         <w:rPr>
-          <w:rFonts w:ascii="Arial" w:hAnsi="Arial"/>
+          <w:rFonts w:ascii="Arial" w:hAnsi="Arial" w:cs="Arial"/>
           <w:b w:val="0"/>
           <w:i/>
+          <w:color w:val="000000"/>
           <w:sz w:val="22"/>
         </w:rPr>
         <w:t>Contoh studio:</w:t>
       </w:r>
       <w:r>
         <w:rPr>
-          <w:rFonts w:ascii="Arial" w:hAnsi="Arial"/>
+          <w:rFonts w:ascii="Arial" w:hAnsi="Arial" w:cs="Arial"/>
           <w:b w:val="0"/>
           <w:i w:val="0"/>
+          <w:color w:val="000000"/>
           <w:sz w:val="22"/>
         </w:rPr>
         <w:t xml:space="preserve"> salah faham arahan klien tentang </w:t>
       </w:r>
       <w:r>
         <w:rPr>
-          <w:rFonts w:ascii="Arial" w:hAnsi="Arial"/>
+          <w:rFonts w:ascii="Arial" w:hAnsi="Arial" w:cs="Arial"/>
           <w:b w:val="0"/>
           <w:i/>
+          <w:color w:val="000000"/>
           <w:sz w:val="22"/>
         </w:rPr>
         <w:t>deadline siaran</w:t>
       </w:r>
       <w:r>
         <w:rPr>
-          <w:rFonts w:ascii="Arial" w:hAnsi="Arial"/>
+          <w:rFonts w:ascii="Arial" w:hAnsi="Arial" w:cs="Arial"/>
           <w:b w:val="0"/>
           <w:i w:val="0"/>
+          <w:color w:val="000000"/>
           <w:sz w:val="22"/>
         </w:rPr>
         <w:t xml:space="preserve"> (contohnya "Jumaat" ditafsir sebagai Jumaat minggu ini berbanding minggu depan) boleh menyebabkan penghantaran </w:t>
       </w:r>
       <w:r>
         <w:rPr>
-          <w:rFonts w:ascii="Arial" w:hAnsi="Arial"/>
+          <w:rFonts w:ascii="Arial" w:hAnsi="Arial" w:cs="Arial"/>
           <w:b w:val="0"/>
           <w:i/>
+          <w:color w:val="000000"/>
           <w:sz w:val="22"/>
         </w:rPr>
         <w:t>final master</w:t>
       </w:r>
       <w:r>
         <w:rPr>
-          <w:rFonts w:ascii="Arial" w:hAnsi="Arial"/>
+          <w:rFonts w:ascii="Arial" w:hAnsi="Arial" w:cs="Arial"/>
           <w:b w:val="0"/>
           <w:i w:val="0"/>
+          <w:color w:val="000000"/>
           <w:sz w:val="22"/>
         </w:rPr>
         <w:t xml:space="preserve"> terlewat — komunikasi bertulis (emel/Whatsapp) untuk pengesahan tarikh amat digalakkan.</w:t>
@@ -1232,49 +1983,59 @@
     </w:p>
     <w:p>
       <w:pPr>
-        <w:spacing w:after="160"/>
+        <w:spacing w:after="120" w:line="276" w:lineRule="auto"/>
+        <w:jc w:val="left"/>
       </w:pPr>
       <w:r>
         <w:rPr>
-          <w:rFonts w:ascii="Arial" w:hAnsi="Arial"/>
+          <w:rFonts w:ascii="Arial" w:hAnsi="Arial" w:cs="Arial"/>
           <w:b w:val="0"/>
           <w:i w:val="0"/>
+          <w:color w:val="000000"/>
           <w:sz w:val="22"/>
         </w:rPr>
         <w:t>6.4 Kemahiran komunikasi sering disenaraikan antara "empat kemahiran kerja teratas" yang meramalkan kepuasan pekerja dan majikan. Komunikasi lemah sering menjadi sebab pekerja berhenti kerja atau mencari peluang lain. Bahagian penting komunikasi ialah membuatkan pekerja rasa difahami dan dihargai.</w:t>
       </w:r>
     </w:p>
     <w:p>
+      <w:pPr>
+        <w:spacing w:before="120" w:after="120" w:line="276" w:lineRule="auto"/>
+        <w:jc w:val="left"/>
+      </w:pPr>
       <w:r>
         <w:rPr>
-          <w:rFonts w:ascii="Arial" w:hAnsi="Arial"/>
+          <w:rFonts w:ascii="Arial" w:hAnsi="Arial" w:cs="Arial"/>
           <w:b/>
-          <w:sz w:val="24"/>
+          <w:color w:val="000000"/>
+          <w:sz w:val="22"/>
         </w:rPr>
         <w:t>SOALAN</w:t>
       </w:r>
       <w:r>
         <w:rPr>
-          <w:rFonts w:ascii="Arial" w:hAnsi="Arial"/>
+          <w:rFonts w:ascii="Arial" w:hAnsi="Arial" w:cs="Arial"/>
           <w:b/>
-          <w:sz w:val="24"/>
+          <w:color w:val="000000"/>
+          <w:sz w:val="22"/>
         </w:rPr>
         <w:t>/</w:t>
       </w:r>
       <w:r>
         <w:rPr>
-          <w:rFonts w:ascii="Arial" w:hAnsi="Arial"/>
+          <w:rFonts w:ascii="Arial" w:hAnsi="Arial" w:cs="Arial"/>
           <w:b/>
           <w:i/>
-          <w:sz w:val="24"/>
+          <w:color w:val="000000"/>
+          <w:sz w:val="22"/>
         </w:rPr>
         <w:t>QUESTION</w:t>
       </w:r>
       <w:r>
         <w:rPr>
-          <w:rFonts w:ascii="Arial" w:hAnsi="Arial"/>
+          <w:rFonts w:ascii="Arial" w:hAnsi="Arial" w:cs="Arial"/>
           <w:b/>
-          <w:sz w:val="24"/>
+          <w:color w:val="000000"/>
+          <w:sz w:val="22"/>
         </w:rPr>
         <w:t>:</w:t>
       </w:r>
@@ -1282,13 +2043,15 @@
     <w:p/>
     <w:p>
       <w:pPr>
-        <w:spacing w:after="160"/>
+        <w:spacing w:after="120" w:before="120" w:line="276" w:lineRule="auto"/>
+        <w:jc w:val="left"/>
       </w:pPr>
       <w:r>
         <w:rPr>
-          <w:rFonts w:ascii="Arial" w:hAnsi="Arial"/>
+          <w:rFonts w:ascii="Arial" w:hAnsi="Arial" w:cs="Arial"/>
           <w:b/>
           <w:i w:val="0"/>
+          <w:color w:val="000000"/>
           <w:sz w:val="22"/>
         </w:rPr>
         <w:t>1. Apakah perbezaan antara adat dan budaya?</w:t>
@@ -1296,22 +2059,25 @@
     </w:p>
     <w:p>
       <w:pPr>
-        <w:spacing w:after="160"/>
+        <w:spacing w:after="120" w:line="276" w:lineRule="auto"/>
+        <w:jc w:val="left"/>
       </w:pPr>
       <w:r>
         <w:rPr>
-          <w:rFonts w:ascii="Arial" w:hAnsi="Arial"/>
+          <w:rFonts w:ascii="Arial" w:hAnsi="Arial" w:cs="Arial"/>
           <w:b w:val="0"/>
           <w:i/>
+          <w:color w:val="000000"/>
           <w:sz w:val="22"/>
         </w:rPr>
         <w:t>Jawapan model:</w:t>
       </w:r>
       <w:r>
         <w:rPr>
-          <w:rFonts w:ascii="Arial" w:hAnsi="Arial"/>
+          <w:rFonts w:ascii="Arial" w:hAnsi="Arial" w:cs="Arial"/>
           <w:b w:val="0"/>
           <w:i w:val="0"/>
+          <w:color w:val="000000"/>
           <w:sz w:val="22"/>
         </w:rPr>
         <w:t xml:space="preserve"> Adat lebih menekankan amalan yang dilakukan secara berterusan oleh sekumpulan orang, manakala budaya lebih kepada idea, nilai atau cara hidup keseluruhan sesuatu kumpulan — adat adalah sebahagian daripada budaya.</w:t>
@@ -1319,13 +2085,15 @@
     </w:p>
     <w:p>
       <w:pPr>
-        <w:spacing w:after="160"/>
+        <w:spacing w:after="120" w:before="120" w:line="276" w:lineRule="auto"/>
+        <w:jc w:val="left"/>
       </w:pPr>
       <w:r>
         <w:rPr>
-          <w:rFonts w:ascii="Arial" w:hAnsi="Arial"/>
+          <w:rFonts w:ascii="Arial" w:hAnsi="Arial" w:cs="Arial"/>
           <w:b/>
           <w:i w:val="0"/>
+          <w:color w:val="000000"/>
           <w:sz w:val="22"/>
         </w:rPr>
         <w:t>2. Bagaimanakah budaya syarikat memberi kesan kepada kejayaan perniagaan?</w:t>
@@ -1333,58 +2101,65 @@
     </w:p>
     <w:p>
       <w:pPr>
-        <w:spacing w:after="160"/>
+        <w:spacing w:after="120" w:line="276" w:lineRule="auto"/>
+        <w:jc w:val="left"/>
       </w:pPr>
       <w:r>
         <w:rPr>
-          <w:rFonts w:ascii="Arial" w:hAnsi="Arial"/>
+          <w:rFonts w:ascii="Arial" w:hAnsi="Arial" w:cs="Arial"/>
           <w:b w:val="0"/>
           <w:i/>
+          <w:color w:val="000000"/>
           <w:sz w:val="22"/>
         </w:rPr>
         <w:t>Jawapan model:</w:t>
       </w:r>
       <w:r>
         <w:rPr>
-          <w:rFonts w:ascii="Arial" w:hAnsi="Arial"/>
+          <w:rFonts w:ascii="Arial" w:hAnsi="Arial" w:cs="Arial"/>
           <w:b w:val="0"/>
           <w:i w:val="0"/>
+          <w:color w:val="000000"/>
           <w:sz w:val="22"/>
         </w:rPr>
         <w:t xml:space="preserve"> Budaya syarikat mencerminkan kepercayaan, nilai dan tingkah laku tenaga kerja; budaya yang menggalakkan kerjasama (contohnya perkongsian </w:t>
       </w:r>
       <w:r>
         <w:rPr>
-          <w:rFonts w:ascii="Arial" w:hAnsi="Arial"/>
+          <w:rFonts w:ascii="Arial" w:hAnsi="Arial" w:cs="Arial"/>
           <w:b w:val="0"/>
           <w:i/>
+          <w:color w:val="000000"/>
           <w:sz w:val="22"/>
         </w:rPr>
         <w:t>project file</w:t>
       </w:r>
       <w:r>
         <w:rPr>
-          <w:rFonts w:ascii="Arial" w:hAnsi="Arial"/>
+          <w:rFonts w:ascii="Arial" w:hAnsi="Arial" w:cs="Arial"/>
           <w:b w:val="0"/>
           <w:i w:val="0"/>
+          <w:color w:val="000000"/>
           <w:sz w:val="22"/>
         </w:rPr>
         <w:t xml:space="preserve"> dan </w:t>
       </w:r>
       <w:r>
         <w:rPr>
-          <w:rFonts w:ascii="Arial" w:hAnsi="Arial"/>
+          <w:rFonts w:ascii="Arial" w:hAnsi="Arial" w:cs="Arial"/>
           <w:b w:val="0"/>
           <w:i/>
+          <w:color w:val="000000"/>
           <w:sz w:val="22"/>
         </w:rPr>
         <w:t>timeline</w:t>
       </w:r>
       <w:r>
         <w:rPr>
-          <w:rFonts w:ascii="Arial" w:hAnsi="Arial"/>
+          <w:rFonts w:ascii="Arial" w:hAnsi="Arial" w:cs="Arial"/>
           <w:b w:val="0"/>
           <w:i w:val="0"/>
+          <w:color w:val="000000"/>
           <w:sz w:val="22"/>
         </w:rPr>
         <w:t xml:space="preserve"> dalam studio editing) meningkatkan produktiviti dan kualiti hasil kerja, manakala budaya negatif menjejaskan semangat dan kejayaan syarikat.</w:t>
@@ -1392,13 +2167,15 @@
     </w:p>
     <w:p>
       <w:pPr>
-        <w:spacing w:after="160"/>
+        <w:spacing w:after="120" w:before="120" w:line="276" w:lineRule="auto"/>
+        <w:jc w:val="left"/>
       </w:pPr>
       <w:r>
         <w:rPr>
-          <w:rFonts w:ascii="Arial" w:hAnsi="Arial"/>
+          <w:rFonts w:ascii="Arial" w:hAnsi="Arial" w:cs="Arial"/>
           <w:b/>
           <w:i w:val="0"/>
+          <w:color w:val="000000"/>
           <w:sz w:val="22"/>
         </w:rPr>
         <w:t>3. Kenapa pekerja perlu memahami kemahiran komunikasi?</w:t>
@@ -1406,76 +2183,89 @@
     </w:p>
     <w:p>
       <w:pPr>
-        <w:spacing w:after="160"/>
+        <w:spacing w:after="120" w:line="276" w:lineRule="auto"/>
+        <w:jc w:val="left"/>
       </w:pPr>
       <w:r>
         <w:rPr>
-          <w:rFonts w:ascii="Arial" w:hAnsi="Arial"/>
+          <w:rFonts w:ascii="Arial" w:hAnsi="Arial" w:cs="Arial"/>
           <w:b w:val="0"/>
           <w:i/>
+          <w:color w:val="000000"/>
           <w:sz w:val="22"/>
         </w:rPr>
         <w:t>Jawapan model:</w:t>
       </w:r>
       <w:r>
         <w:rPr>
-          <w:rFonts w:ascii="Arial" w:hAnsi="Arial"/>
+          <w:rFonts w:ascii="Arial" w:hAnsi="Arial" w:cs="Arial"/>
           <w:b w:val="0"/>
           <w:i w:val="0"/>
+          <w:color w:val="000000"/>
           <w:sz w:val="22"/>
         </w:rPr>
         <w:t xml:space="preserve"> Kemahiran komunikasi yang baik mengelakkan salah faham dan konflik (contohnya salah tafsir arahan </w:t>
       </w:r>
       <w:r>
         <w:rPr>
-          <w:rFonts w:ascii="Arial" w:hAnsi="Arial"/>
+          <w:rFonts w:ascii="Arial" w:hAnsi="Arial" w:cs="Arial"/>
           <w:b w:val="0"/>
           <w:i/>
+          <w:color w:val="000000"/>
           <w:sz w:val="22"/>
         </w:rPr>
         <w:t>deadline</w:t>
       </w:r>
       <w:r>
         <w:rPr>
-          <w:rFonts w:ascii="Arial" w:hAnsi="Arial"/>
+          <w:rFonts w:ascii="Arial" w:hAnsi="Arial" w:cs="Arial"/>
           <w:b w:val="0"/>
           <w:i w:val="0"/>
+          <w:color w:val="000000"/>
           <w:sz w:val="22"/>
         </w:rPr>
         <w:t xml:space="preserve"> klien dalam studio penyuntingan video), meningkatkan produktiviti dan membuatkan pekerja berasa dihargai dan difahami.</w:t>
       </w:r>
     </w:p>
     <w:p>
+      <w:pPr>
+        <w:spacing w:before="120" w:after="120" w:line="276" w:lineRule="auto"/>
+        <w:jc w:val="left"/>
+      </w:pPr>
       <w:r>
         <w:rPr>
-          <w:rFonts w:ascii="Arial" w:hAnsi="Arial"/>
+          <w:rFonts w:ascii="Arial" w:hAnsi="Arial" w:cs="Arial"/>
           <w:b/>
-          <w:sz w:val="24"/>
+          <w:color w:val="000000"/>
+          <w:sz w:val="22"/>
         </w:rPr>
         <w:t>RUJUKAN</w:t>
       </w:r>
       <w:r>
         <w:rPr>
-          <w:rFonts w:ascii="Arial" w:hAnsi="Arial"/>
+          <w:rFonts w:ascii="Arial" w:hAnsi="Arial" w:cs="Arial"/>
           <w:b/>
-          <w:sz w:val="24"/>
+          <w:color w:val="000000"/>
+          <w:sz w:val="22"/>
         </w:rPr>
         <w:t>/</w:t>
       </w:r>
       <w:r>
         <w:rPr>
-          <w:rFonts w:ascii="Arial" w:hAnsi="Arial"/>
+          <w:rFonts w:ascii="Arial" w:hAnsi="Arial" w:cs="Arial"/>
           <w:b/>
           <w:i/>
-          <w:sz w:val="24"/>
+          <w:color w:val="000000"/>
+          <w:sz w:val="22"/>
         </w:rPr>
         <w:t>REFERENCES</w:t>
       </w:r>
       <w:r>
         <w:rPr>
-          <w:rFonts w:ascii="Arial" w:hAnsi="Arial"/>
+          <w:rFonts w:ascii="Arial" w:hAnsi="Arial" w:cs="Arial"/>
           <w:b/>
-          <w:sz w:val="24"/>
+          <w:color w:val="000000"/>
+          <w:sz w:val="22"/>
         </w:rPr>
         <w:t>:</w:t>
       </w:r>
@@ -1483,13 +2273,15 @@
     <w:p/>
     <w:p>
       <w:pPr>
-        <w:spacing w:after="160"/>
+        <w:spacing w:after="120" w:line="276" w:lineRule="auto"/>
+        <w:jc w:val="left"/>
       </w:pPr>
       <w:r>
         <w:rPr>
-          <w:rFonts w:ascii="Arial" w:hAnsi="Arial"/>
+          <w:rFonts w:ascii="Arial" w:hAnsi="Arial" w:cs="Arial"/>
           <w:b w:val="0"/>
           <w:i w:val="0"/>
+          <w:color w:val="000000"/>
           <w:sz w:val="22"/>
         </w:rPr>
         <w:t>1. https://simple.wikipedia.org/wiki/Custom</w:t>
@@ -1497,13 +2289,15 @@
     </w:p>
     <w:p>
       <w:pPr>
-        <w:spacing w:after="160"/>
+        <w:spacing w:after="120" w:line="276" w:lineRule="auto"/>
+        <w:jc w:val="left"/>
       </w:pPr>
       <w:r>
         <w:rPr>
-          <w:rFonts w:ascii="Arial" w:hAnsi="Arial"/>
+          <w:rFonts w:ascii="Arial" w:hAnsi="Arial" w:cs="Arial"/>
           <w:b w:val="0"/>
           <w:i w:val="0"/>
+          <w:color w:val="000000"/>
           <w:sz w:val="22"/>
         </w:rPr>
         <w:t>2. http://www.eoc.sa.gov.au/eo-you/workers/work/cultural-differences-workplace</w:t>
@@ -1511,13 +2305,15 @@
     </w:p>
     <w:p>
       <w:pPr>
-        <w:spacing w:after="160"/>
+        <w:spacing w:after="120" w:line="276" w:lineRule="auto"/>
+        <w:jc w:val="left"/>
       </w:pPr>
       <w:r>
         <w:rPr>
-          <w:rFonts w:ascii="Arial" w:hAnsi="Arial"/>
+          <w:rFonts w:ascii="Arial" w:hAnsi="Arial" w:cs="Arial"/>
           <w:b w:val="0"/>
           <w:i w:val="0"/>
+          <w:color w:val="000000"/>
           <w:sz w:val="22"/>
         </w:rPr>
         <w:t>3. http://smallbusiness.chron.com/culture-within-workplace-4917.html</w:t>
@@ -1525,13 +2321,15 @@
     </w:p>
     <w:p>
       <w:pPr>
-        <w:spacing w:after="160"/>
+        <w:spacing w:after="120" w:line="276" w:lineRule="auto"/>
+        <w:jc w:val="left"/>
       </w:pPr>
       <w:r>
         <w:rPr>
-          <w:rFonts w:ascii="Arial" w:hAnsi="Arial"/>
+          <w:rFonts w:ascii="Arial" w:hAnsi="Arial" w:cs="Arial"/>
           <w:b w:val="0"/>
           <w:i w:val="0"/>
+          <w:color w:val="000000"/>
           <w:sz w:val="22"/>
         </w:rPr>
         <w:t>4. https://zestnzen.wordpress.com/2012/01/26/how-to-understand-cross-cultural-communication/</w:t>
@@ -1539,13 +2337,15 @@
     </w:p>
     <w:p>
       <w:pPr>
-        <w:spacing w:after="160"/>
+        <w:spacing w:after="120" w:line="276" w:lineRule="auto"/>
+        <w:jc w:val="left"/>
       </w:pPr>
       <w:r>
         <w:rPr>
-          <w:rFonts w:ascii="Arial" w:hAnsi="Arial"/>
+          <w:rFonts w:ascii="Arial" w:hAnsi="Arial" w:cs="Arial"/>
           <w:b w:val="0"/>
           <w:i w:val="0"/>
+          <w:color w:val="000000"/>
           <w:sz w:val="22"/>
         </w:rPr>
         <w:t>5. http://www.workplace-communication.com/importance-communication-skills.html</w:t>
@@ -1553,13 +2353,15 @@
     </w:p>
     <w:p>
       <w:pPr>
-        <w:spacing w:after="160"/>
+        <w:spacing w:after="120" w:line="276" w:lineRule="auto"/>
+        <w:jc w:val="left"/>
       </w:pPr>
       <w:r>
         <w:rPr>
-          <w:rFonts w:ascii="Arial" w:hAnsi="Arial"/>
+          <w:rFonts w:ascii="Arial" w:hAnsi="Arial" w:cs="Arial"/>
           <w:b w:val="0"/>
           <w:i w:val="0"/>
+          <w:color w:val="000000"/>
           <w:sz w:val="22"/>
         </w:rPr>
         <w:t>6. http://www.falcon18.com/health-blog/Personal-Development-Tips/To-Know-about-Social-Abilities/To-Know-About-Social-Interaction-Skills.html</w:t>
@@ -1567,13 +2369,15 @@
     </w:p>
     <w:p>
       <w:pPr>
-        <w:spacing w:after="160"/>
+        <w:spacing w:after="120" w:line="276" w:lineRule="auto"/>
+        <w:jc w:val="left"/>
       </w:pPr>
       <w:r>
         <w:rPr>
-          <w:rFonts w:ascii="Arial" w:hAnsi="Arial"/>
+          <w:rFonts w:ascii="Arial" w:hAnsi="Arial" w:cs="Arial"/>
           <w:b w:val="0"/>
           <w:i w:val="0"/>
+          <w:color w:val="000000"/>
           <w:sz w:val="22"/>
         </w:rPr>
         <w:t>7. http://smallbusiness.chron.com/sensitivity-problems-workplace-23458.html</w:t>
@@ -1646,614 +2450,8 @@
     <w:pPr>
       <w:pStyle w:val="Header"/>
     </w:pPr>
+    <w:r/>
   </w:p>
-  <w:tbl>
-    <w:tblPr>
-      <w:tblW w:type="auto" w:w="0"/>
-      <w:jc w:val="center"/>
-      <w:tblLook w:firstColumn="1" w:firstRow="1" w:lastColumn="0" w:lastRow="0" w:noHBand="0" w:noVBand="1" w:val="04A0"/>
-      <w:tblBorders>
-        <w:top w:val="single" w:sz="4" w:space="0" w:color="000000"/>
-        <w:left w:val="single" w:sz="4" w:space="0" w:color="000000"/>
-        <w:bottom w:val="single" w:sz="4" w:space="0" w:color="000000"/>
-        <w:right w:val="single" w:sz="4" w:space="0" w:color="000000"/>
-        <w:insideH w:val="single" w:sz="4" w:space="0" w:color="000000"/>
-        <w:insideV w:val="single" w:sz="4" w:space="0" w:color="000000"/>
-      </w:tblBorders>
-    </w:tblPr>
-    <w:tblGrid>
-      <w:gridCol w:w="3213"/>
-      <w:gridCol w:w="3213"/>
-      <w:gridCol w:w="3213"/>
-    </w:tblGrid>
-    <w:tr>
-      <w:tc>
-        <w:tcPr>
-          <w:tcW w:type="dxa" w:w="2551"/>
-          <w:vAlign w:val="center"/>
-          <w:tcMar>
-            <w:top w:w="40" w:type="dxa"/>
-            <w:bottom w:w="40" w:type="dxa"/>
-            <w:start w:w="80" w:type="dxa"/>
-            <w:end w:w="80" w:type="dxa"/>
-          </w:tcMar>
-        </w:tcPr>
-        <w:p>
-          <w:pPr>
-            <w:jc w:val="left"/>
-          </w:pPr>
-          <w:r>
-            <w:drawing>
-              <wp:inline xmlns:a="http://schemas.openxmlformats.org/drawingml/2006/main" xmlns:pic="http://schemas.openxmlformats.org/drawingml/2006/picture">
-                <wp:extent cx="885785" cy="1404000"/>
-                <wp:docPr id="1" name="Picture 1"/>
-                <wp:cNvGraphicFramePr>
-                  <a:graphicFrameLocks noChangeAspect="1"/>
-                </wp:cNvGraphicFramePr>
-                <a:graphic>
-                  <a:graphicData uri="http://schemas.openxmlformats.org/drawingml/2006/picture">
-                    <pic:pic>
-                      <pic:nvPicPr>
-                        <pic:cNvPr id="0" name="jpk-logo-official.png"/>
-                        <pic:cNvPicPr/>
-                      </pic:nvPicPr>
-                      <pic:blipFill>
-                        <a:blip r:embed="rId1"/>
-                        <a:stretch>
-                          <a:fillRect/>
-                        </a:stretch>
-                      </pic:blipFill>
-                      <pic:spPr>
-                        <a:xfrm>
-                          <a:off x="0" y="0"/>
-                          <a:ext cx="885785" cy="1404000"/>
-                        </a:xfrm>
-                        <a:prstGeom prst="rect"/>
-                      </pic:spPr>
-                    </pic:pic>
-                  </a:graphicData>
-                </a:graphic>
-              </wp:inline>
-            </w:drawing>
-          </w:r>
-        </w:p>
-      </w:tc>
-      <w:tc>
-        <w:tcPr>
-          <w:tcW w:type="dxa" w:w="2268"/>
-          <w:gridSpan w:val="2"/>
-          <w:tcMar>
-            <w:top w:w="40" w:type="dxa"/>
-            <w:bottom w:w="40" w:type="dxa"/>
-            <w:start w:w="80" w:type="dxa"/>
-            <w:end w:w="80" w:type="dxa"/>
-          </w:tcMar>
-          <w:tcMar>
-            <w:top w:w="40" w:type="dxa"/>
-            <w:bottom w:w="40" w:type="dxa"/>
-            <w:start w:w="80" w:type="dxa"/>
-            <w:end w:w="80" w:type="dxa"/>
-          </w:tcMar>
-        </w:tcPr>
-        <w:p>
-          <w:r/>
-          <w:r>
-            <w:rPr>
-              <w:rFonts w:ascii="Arial" w:hAnsi="Arial"/>
-              <w:b/>
-              <w:sz w:val="22"/>
-            </w:rPr>
-            <w:t>JABATAN PEMBANGUNAN KEMAHIRAN</w:t>
-          </w:r>
-        </w:p>
-        <w:p>
-          <w:r>
-            <w:rPr>
-              <w:rFonts w:ascii="Arial" w:hAnsi="Arial"/>
-              <w:b/>
-              <w:sz w:val="22"/>
-            </w:rPr>
-            <w:t>KEMENTERIAN SUMBER MANUSIA</w:t>
-          </w:r>
-        </w:p>
-        <w:p>
-          <w:r>
-            <w:rPr>
-              <w:rFonts w:ascii="Arial" w:hAnsi="Arial"/>
-              <w:b/>
-              <w:sz w:val="22"/>
-            </w:rPr>
-            <w:t>ARAS 7 &amp; 8 BLOK D4, KOMPLEK D</w:t>
-          </w:r>
-        </w:p>
-        <w:p>
-          <w:r>
-            <w:rPr>
-              <w:rFonts w:ascii="Arial" w:hAnsi="Arial"/>
-              <w:b/>
-              <w:sz w:val="22"/>
-            </w:rPr>
-            <w:t>PUSAT PENTADBIRAN KERAJAAN PERSEKUTUAN</w:t>
-          </w:r>
-        </w:p>
-        <w:p>
-          <w:r>
-            <w:rPr>
-              <w:rFonts w:ascii="Arial" w:hAnsi="Arial"/>
-              <w:b/>
-              <w:sz w:val="22"/>
-            </w:rPr>
-            <w:t>62530 PUTRAJAYA</w:t>
-          </w:r>
-        </w:p>
-        <w:p/>
-        <w:p>
-          <w:r>
-            <w:rPr>
-              <w:rFonts w:ascii="Arial" w:hAnsi="Arial"/>
-              <w:b/>
-              <w:sz w:val="40"/>
-            </w:rPr>
-            <w:t>KERTAS PENERANGAN</w:t>
-          </w:r>
-        </w:p>
-        <w:p>
-          <w:r>
-            <w:rPr>
-              <w:rFonts w:ascii="Arial" w:hAnsi="Arial"/>
-              <w:b/>
-              <w:sz w:val="24"/>
-            </w:rPr>
-            <w:t>(</w:t>
-          </w:r>
-          <w:r>
-            <w:rPr>
-              <w:rFonts w:ascii="Arial" w:hAnsi="Arial"/>
-              <w:b/>
-              <w:i/>
-              <w:sz w:val="24"/>
-            </w:rPr>
-            <w:t>INFORMATION SHEET</w:t>
-          </w:r>
-          <w:r>
-            <w:rPr>
-              <w:rFonts w:ascii="Arial" w:hAnsi="Arial"/>
-              <w:b/>
-              <w:sz w:val="24"/>
-            </w:rPr>
-            <w:t>)</w:t>
-          </w:r>
-        </w:p>
-      </w:tc>
-    </w:tr>
-    <w:tr>
-      <w:tc>
-        <w:tcPr>
-          <w:tcW w:type="dxa" w:w="2551"/>
-          <w:tcMar>
-            <w:top w:w="40" w:type="dxa"/>
-            <w:bottom w:w="40" w:type="dxa"/>
-            <w:start w:w="80" w:type="dxa"/>
-            <w:end w:w="80" w:type="dxa"/>
-          </w:tcMar>
-        </w:tcPr>
-        <w:p>
-          <w:r/>
-          <w:r>
-            <w:rPr>
-              <w:rFonts w:ascii="Arial" w:hAnsi="Arial"/>
-              <w:b/>
-              <w:sz w:val="22"/>
-            </w:rPr>
-            <w:t xml:space="preserve">KOD DAN NAMA PROGRAM / </w:t>
-          </w:r>
-          <w:r>
-            <w:rPr>
-              <w:rFonts w:ascii="Arial" w:hAnsi="Arial"/>
-              <w:b/>
-              <w:i/>
-              <w:sz w:val="22"/>
-            </w:rPr>
-            <w:t>PROGRAM'S CODE AND NAME</w:t>
-          </w:r>
-        </w:p>
-      </w:tc>
-      <w:tc>
-        <w:tcPr>
-          <w:tcW w:type="dxa" w:w="2268"/>
-          <w:gridSpan w:val="2"/>
-          <w:tcMar>
-            <w:top w:w="40" w:type="dxa"/>
-            <w:bottom w:w="40" w:type="dxa"/>
-            <w:start w:w="80" w:type="dxa"/>
-            <w:end w:w="80" w:type="dxa"/>
-          </w:tcMar>
-          <w:tcMar>
-            <w:top w:w="40" w:type="dxa"/>
-            <w:bottom w:w="40" w:type="dxa"/>
-            <w:start w:w="80" w:type="dxa"/>
-            <w:end w:w="80" w:type="dxa"/>
-          </w:tcMar>
-        </w:tcPr>
-        <w:p>
-          <w:r/>
-          <w:r>
-            <w:rPr>
-              <w:rFonts w:ascii="Arial" w:hAnsi="Arial"/>
-              <w:b/>
-              <w:i w:val="0"/>
-              <w:sz w:val="22"/>
-            </w:rPr>
-            <w:t>Z-009-2:2015 CORE ABILITIES (untuk program IT-072-3:2012 VIDEO / FILM (EDITING))</w:t>
-          </w:r>
-        </w:p>
-      </w:tc>
-    </w:tr>
-    <w:tr>
-      <w:tc>
-        <w:tcPr>
-          <w:tcW w:type="dxa" w:w="2551"/>
-          <w:tcMar>
-            <w:top w:w="40" w:type="dxa"/>
-            <w:bottom w:w="40" w:type="dxa"/>
-            <w:start w:w="80" w:type="dxa"/>
-            <w:end w:w="80" w:type="dxa"/>
-          </w:tcMar>
-        </w:tcPr>
-        <w:p>
-          <w:r/>
-          <w:r>
-            <w:rPr>
-              <w:rFonts w:ascii="Arial" w:hAnsi="Arial"/>
-              <w:b/>
-              <w:sz w:val="22"/>
-            </w:rPr>
-            <w:t xml:space="preserve">TAHAP / </w:t>
-          </w:r>
-          <w:r>
-            <w:rPr>
-              <w:rFonts w:ascii="Arial" w:hAnsi="Arial"/>
-              <w:b/>
-              <w:i/>
-              <w:sz w:val="22"/>
-            </w:rPr>
-            <w:t>LEVEL</w:t>
-          </w:r>
-        </w:p>
-      </w:tc>
-      <w:tc>
-        <w:tcPr>
-          <w:tcW w:type="dxa" w:w="2268"/>
-          <w:gridSpan w:val="2"/>
-          <w:tcMar>
-            <w:top w:w="40" w:type="dxa"/>
-            <w:bottom w:w="40" w:type="dxa"/>
-            <w:start w:w="80" w:type="dxa"/>
-            <w:end w:w="80" w:type="dxa"/>
-          </w:tcMar>
-          <w:tcMar>
-            <w:top w:w="40" w:type="dxa"/>
-            <w:bottom w:w="40" w:type="dxa"/>
-            <w:start w:w="80" w:type="dxa"/>
-            <w:end w:w="80" w:type="dxa"/>
-          </w:tcMar>
-        </w:tcPr>
-        <w:p>
-          <w:r/>
-          <w:r>
-            <w:rPr>
-              <w:rFonts w:ascii="Arial" w:hAnsi="Arial"/>
-              <w:b/>
-              <w:i w:val="0"/>
-              <w:sz w:val="22"/>
-            </w:rPr>
-            <w:t>2 (DUA)</w:t>
-          </w:r>
-        </w:p>
-      </w:tc>
-    </w:tr>
-    <w:tr>
-      <w:tc>
-        <w:tcPr>
-          <w:tcW w:type="dxa" w:w="2551"/>
-          <w:tcMar>
-            <w:top w:w="40" w:type="dxa"/>
-            <w:bottom w:w="40" w:type="dxa"/>
-            <w:start w:w="80" w:type="dxa"/>
-            <w:end w:w="80" w:type="dxa"/>
-          </w:tcMar>
-        </w:tcPr>
-        <w:p>
-          <w:r/>
-          <w:r>
-            <w:rPr>
-              <w:rFonts w:ascii="Arial" w:hAnsi="Arial"/>
-              <w:b/>
-              <w:sz w:val="22"/>
-            </w:rPr>
-            <w:t xml:space="preserve">NO. DAN TAJUK KEBOLEHAN TERAS / </w:t>
-          </w:r>
-          <w:r>
-            <w:rPr>
-              <w:rFonts w:ascii="Arial" w:hAnsi="Arial"/>
-              <w:b/>
-              <w:i/>
-              <w:sz w:val="22"/>
-            </w:rPr>
-            <w:t>CORE ABILITY NO. AND TITLE</w:t>
-          </w:r>
-        </w:p>
-      </w:tc>
-      <w:tc>
-        <w:tcPr>
-          <w:tcW w:type="dxa" w:w="2268"/>
-          <w:gridSpan w:val="2"/>
-          <w:tcMar>
-            <w:top w:w="40" w:type="dxa"/>
-            <w:bottom w:w="40" w:type="dxa"/>
-            <w:start w:w="80" w:type="dxa"/>
-            <w:end w:w="80" w:type="dxa"/>
-          </w:tcMar>
-          <w:tcMar>
-            <w:top w:w="40" w:type="dxa"/>
-            <w:bottom w:w="40" w:type="dxa"/>
-            <w:start w:w="80" w:type="dxa"/>
-            <w:end w:w="80" w:type="dxa"/>
-          </w:tcMar>
-        </w:tcPr>
-        <w:p>
-          <w:r/>
-          <w:r>
-            <w:rPr>
-              <w:rFonts w:ascii="Arial" w:hAnsi="Arial"/>
-              <w:b/>
-              <w:i w:val="0"/>
-              <w:sz w:val="22"/>
-            </w:rPr>
-            <w:t>CA03 TINGKAH LAKU BUDAYA TEMPAT KERJA (WORK PLACE CULTURE BEHAVIOR)</w:t>
-          </w:r>
-        </w:p>
-      </w:tc>
-    </w:tr>
-    <w:tr>
-      <w:tc>
-        <w:tcPr>
-          <w:tcW w:type="dxa" w:w="2551"/>
-          <w:tcMar>
-            <w:top w:w="40" w:type="dxa"/>
-            <w:bottom w:w="40" w:type="dxa"/>
-            <w:start w:w="80" w:type="dxa"/>
-            <w:end w:w="80" w:type="dxa"/>
-          </w:tcMar>
-        </w:tcPr>
-        <w:p>
-          <w:r/>
-          <w:r>
-            <w:rPr>
-              <w:rFonts w:ascii="Arial" w:hAnsi="Arial"/>
-              <w:b/>
-              <w:sz w:val="22"/>
-            </w:rPr>
-            <w:t xml:space="preserve">NO. DAN PENYATAAN KEBOLEHAN / </w:t>
-          </w:r>
-          <w:r>
-            <w:rPr>
-              <w:rFonts w:ascii="Arial" w:hAnsi="Arial"/>
-              <w:b/>
-              <w:i/>
-              <w:sz w:val="22"/>
-            </w:rPr>
-            <w:t>ABILITY NO. AND STATEMENT</w:t>
-          </w:r>
-        </w:p>
-      </w:tc>
-      <w:tc>
-        <w:tcPr>
-          <w:tcW w:type="dxa" w:w="2268"/>
-          <w:gridSpan w:val="2"/>
-          <w:tcMar>
-            <w:top w:w="40" w:type="dxa"/>
-            <w:bottom w:w="40" w:type="dxa"/>
-            <w:start w:w="80" w:type="dxa"/>
-            <w:end w:w="80" w:type="dxa"/>
-          </w:tcMar>
-          <w:tcMar>
-            <w:top w:w="40" w:type="dxa"/>
-            <w:bottom w:w="40" w:type="dxa"/>
-            <w:start w:w="80" w:type="dxa"/>
-            <w:end w:w="80" w:type="dxa"/>
-          </w:tcMar>
-        </w:tcPr>
-        <w:p>
-          <w:r/>
-          <w:r>
-            <w:rPr>
-              <w:rFonts w:ascii="Arial" w:hAnsi="Arial"/>
-              <w:b/>
-              <w:i w:val="0"/>
-              <w:sz w:val="22"/>
-            </w:rPr>
-            <w:t>03.01 MENGAMALKAN BUDAYA KERJA (PRACTICED WORK CULTURE)</w:t>
-          </w:r>
-        </w:p>
-      </w:tc>
-    </w:tr>
-    <w:tr>
-      <w:tc>
-        <w:tcPr>
-          <w:tcW w:type="dxa" w:w="2551"/>
-          <w:tcMar>
-            <w:top w:w="40" w:type="dxa"/>
-            <w:bottom w:w="40" w:type="dxa"/>
-            <w:start w:w="80" w:type="dxa"/>
-            <w:end w:w="80" w:type="dxa"/>
-          </w:tcMar>
-        </w:tcPr>
-        <w:p>
-          <w:r/>
-          <w:r>
-            <w:rPr>
-              <w:rFonts w:ascii="Arial" w:hAnsi="Arial"/>
-              <w:b/>
-              <w:sz w:val="22"/>
-            </w:rPr>
-            <w:t xml:space="preserve">NO. KOD / </w:t>
-          </w:r>
-          <w:r>
-            <w:rPr>
-              <w:rFonts w:ascii="Arial" w:hAnsi="Arial"/>
-              <w:b/>
-              <w:i/>
-              <w:sz w:val="22"/>
-            </w:rPr>
-            <w:t>CODE NO.</w:t>
-          </w:r>
-        </w:p>
-      </w:tc>
-      <w:tc>
-        <w:tcPr>
-          <w:tcW w:type="dxa" w:w="4819"/>
-          <w:tcMar>
-            <w:top w:w="40" w:type="dxa"/>
-            <w:bottom w:w="40" w:type="dxa"/>
-            <w:start w:w="80" w:type="dxa"/>
-            <w:end w:w="80" w:type="dxa"/>
-          </w:tcMar>
-        </w:tcPr>
-        <w:p>
-          <w:r/>
-          <w:r>
-            <w:rPr>
-              <w:rFonts w:ascii="Arial" w:hAnsi="Arial"/>
-              <w:b/>
-              <w:i w:val="0"/>
-              <w:sz w:val="22"/>
-            </w:rPr>
-            <w:t>Z-009-2:2015-M03/P(1/3)</w:t>
-          </w:r>
-        </w:p>
-      </w:tc>
-      <w:tc>
-        <w:tcPr>
-          <w:tcW w:type="dxa" w:w="2268"/>
-          <w:tcMar>
-            <w:top w:w="40" w:type="dxa"/>
-            <w:bottom w:w="40" w:type="dxa"/>
-            <w:start w:w="80" w:type="dxa"/>
-            <w:end w:w="80" w:type="dxa"/>
-          </w:tcMar>
-        </w:tcPr>
-        <w:p>
-          <w:r/>
-          <w:r>
-            <w:rPr>
-              <w:rFonts w:ascii="Arial" w:hAnsi="Arial"/>
-              <w:b/>
-              <w:sz w:val="22"/>
-            </w:rPr>
-            <w:t xml:space="preserve">Mukasurat / </w:t>
-          </w:r>
-          <w:r>
-            <w:rPr>
-              <w:rFonts w:ascii="Arial" w:hAnsi="Arial"/>
-              <w:b/>
-              <w:i/>
-              <w:sz w:val="22"/>
-            </w:rPr>
-            <w:t>Page</w:t>
-          </w:r>
-          <w:r>
-            <w:rPr>
-              <w:rFonts w:ascii="Arial" w:hAnsi="Arial"/>
-              <w:b/>
-              <w:sz w:val="22"/>
-            </w:rPr>
-            <w:t xml:space="preserve"> : </w:t>
-          </w:r>
-          <w:r>
-            <w:rPr>
-              <w:rFonts w:ascii="Arial" w:hAnsi="Arial"/>
-              <w:b/>
-              <w:sz w:val="22"/>
-            </w:rPr>
-            <w:fldChar w:fldCharType="begin"/>
-            <w:instrText xml:space="preserve">PAGE</w:instrText>
-            <w:fldChar w:fldCharType="separate"/>
-            <w:t>1</w:t>
-            <w:fldChar w:fldCharType="end"/>
-          </w:r>
-        </w:p>
-        <w:p>
-          <w:r>
-            <w:rPr>
-              <w:rFonts w:ascii="Arial" w:hAnsi="Arial"/>
-              <w:b/>
-              <w:sz w:val="22"/>
-            </w:rPr>
-            <w:t xml:space="preserve">Drpd / </w:t>
-          </w:r>
-          <w:r>
-            <w:rPr>
-              <w:rFonts w:ascii="Arial" w:hAnsi="Arial"/>
-              <w:b/>
-              <w:i/>
-              <w:sz w:val="22"/>
-            </w:rPr>
-            <w:t>of</w:t>
-          </w:r>
-          <w:r>
-            <w:rPr>
-              <w:rFonts w:ascii="Arial" w:hAnsi="Arial"/>
-              <w:b/>
-              <w:sz w:val="22"/>
-            </w:rPr>
-            <w:t xml:space="preserve"> : </w:t>
-          </w:r>
-          <w:r>
-            <w:rPr>
-              <w:rFonts w:ascii="Arial" w:hAnsi="Arial"/>
-              <w:b/>
-              <w:sz w:val="22"/>
-            </w:rPr>
-            <w:fldChar w:fldCharType="begin"/>
-            <w:instrText xml:space="preserve">NUMPAGES</w:instrText>
-            <w:fldChar w:fldCharType="separate"/>
-            <w:t>1</w:t>
-            <w:fldChar w:fldCharType="end"/>
-          </w:r>
-        </w:p>
-      </w:tc>
-    </w:tr>
-    <w:tr>
-      <w:tc>
-        <w:tcPr>
-          <w:tcW w:type="dxa" w:w="2268"/>
-          <w:gridSpan w:val="3"/>
-          <w:tcMar>
-            <w:top w:w="40" w:type="dxa"/>
-            <w:bottom w:w="40" w:type="dxa"/>
-            <w:start w:w="80" w:type="dxa"/>
-            <w:end w:w="80" w:type="dxa"/>
-          </w:tcMar>
-          <w:tcMar>
-            <w:top w:w="40" w:type="dxa"/>
-            <w:bottom w:w="40" w:type="dxa"/>
-            <w:start w:w="80" w:type="dxa"/>
-            <w:end w:w="80" w:type="dxa"/>
-          </w:tcMar>
-          <w:tcMar>
-            <w:top w:w="40" w:type="dxa"/>
-            <w:bottom w:w="40" w:type="dxa"/>
-            <w:start w:w="80" w:type="dxa"/>
-            <w:end w:w="80" w:type="dxa"/>
-          </w:tcMar>
-        </w:tcPr>
-        <w:p>
-          <w:r/>
-        </w:p>
-      </w:tc>
-    </w:tr>
-  </w:tbl>
 </w:hdr>
 </file>
 
